--- a/System design/Architect.docx
+++ b/System design/Architect.docx
@@ -1,6 +1,6 @@
 
 <file path=word/document.xml><?xml version="1.0" encoding="utf-8"?>
-<w:document xmlns:wpc="http://schemas.microsoft.com/office/word/2010/wordprocessingCanvas" xmlns:cx="http://schemas.microsoft.com/office/drawing/2014/chartex" xmlns:cx1="http://schemas.microsoft.com/office/drawing/2015/9/8/chartex" xmlns:cx2="http://schemas.microsoft.com/office/drawing/2015/10/21/chartex" xmlns:cx3="http://schemas.microsoft.com/office/drawing/2016/5/9/chartex" xmlns:cx4="http://schemas.microsoft.com/office/drawing/2016/5/10/chartex" xmlns:cx5="http://schemas.microsoft.com/office/drawing/2016/5/11/chartex" xmlns:cx6="http://schemas.microsoft.com/office/drawing/2016/5/12/chartex" xmlns:cx7="http://schemas.microsoft.com/office/drawing/2016/5/13/chartex" xmlns:cx8="http://schemas.microsoft.com/office/drawing/2016/5/14/chartex" xmlns:mc="http://schemas.openxmlformats.org/markup-compatibility/2006" xmlns:aink="http://schemas.microsoft.com/office/drawing/2016/ink" xmlns:am3d="http://schemas.microsoft.com/office/drawing/2017/model3d" xmlns:o="urn:schemas-microsoft-com:office:office" xmlns:r="http://schemas.openxmlformats.org/officeDocument/2006/relationships" xmlns:m="http://schemas.openxmlformats.org/officeDocument/2006/math" xmlns:v="urn:schemas-microsoft-com:vml" xmlns:wp14="http://schemas.microsoft.com/office/word/2010/wordprocessingDrawing" xmlns:wp="http://schemas.openxmlformats.org/drawingml/2006/wordprocessingDrawing" xmlns:w10="urn:schemas-microsoft-com:office:word" xmlns:w="http://schemas.openxmlformats.org/wordprocessingml/2006/main" xmlns:w14="http://schemas.microsoft.com/office/word/2010/wordml" xmlns:w15="http://schemas.microsoft.com/office/word/2012/wordml" xmlns:w16cex="http://schemas.microsoft.com/office/word/2018/wordml/cex" xmlns:w16cid="http://schemas.microsoft.com/office/word/2016/wordml/cid" xmlns:w16="http://schemas.microsoft.com/office/word/2018/wordml" xmlns:w16sdtdh="http://schemas.microsoft.com/office/word/2020/wordml/sdtdatahash" xmlns:w16se="http://schemas.microsoft.com/office/word/2015/wordml/symex" xmlns:wpg="http://schemas.microsoft.com/office/word/2010/wordprocessingGroup" xmlns:wpi="http://schemas.microsoft.com/office/word/2010/wordprocessingInk" xmlns:wne="http://schemas.microsoft.com/office/word/2006/wordml" xmlns:wps="http://schemas.microsoft.com/office/word/2010/wordprocessingShape" mc:Ignorable="w14 w15 w16se w16cid w16 w16cex w16sdtdh wp14">
+<w:document xmlns:wpc="http://schemas.microsoft.com/office/word/2010/wordprocessingCanvas" xmlns:cx="http://schemas.microsoft.com/office/drawing/2014/chartex" xmlns:cx1="http://schemas.microsoft.com/office/drawing/2015/9/8/chartex" xmlns:cx2="http://schemas.microsoft.com/office/drawing/2015/10/21/chartex" xmlns:cx3="http://schemas.microsoft.com/office/drawing/2016/5/9/chartex" xmlns:cx4="http://schemas.microsoft.com/office/drawing/2016/5/10/chartex" xmlns:cx5="http://schemas.microsoft.com/office/drawing/2016/5/11/chartex" xmlns:cx6="http://schemas.microsoft.com/office/drawing/2016/5/12/chartex" xmlns:cx7="http://schemas.microsoft.com/office/drawing/2016/5/13/chartex" xmlns:cx8="http://schemas.microsoft.com/office/drawing/2016/5/14/chartex" xmlns:mc="http://schemas.openxmlformats.org/markup-compatibility/2006" xmlns:aink="http://schemas.microsoft.com/office/drawing/2016/ink" xmlns:am3d="http://schemas.microsoft.com/office/drawing/2017/model3d" xmlns:o="urn:schemas-microsoft-com:office:office" xmlns:oel="http://schemas.microsoft.com/office/2019/extlst" xmlns:r="http://schemas.openxmlformats.org/officeDocument/2006/relationships" xmlns:m="http://schemas.openxmlformats.org/officeDocument/2006/math" xmlns:v="urn:schemas-microsoft-com:vml" xmlns:wp14="http://schemas.microsoft.com/office/word/2010/wordprocessingDrawing" xmlns:wp="http://schemas.openxmlformats.org/drawingml/2006/wordprocessingDrawing" xmlns:w10="urn:schemas-microsoft-com:office:word" xmlns:w="http://schemas.openxmlformats.org/wordprocessingml/2006/main" xmlns:w14="http://schemas.microsoft.com/office/word/2010/wordml" xmlns:w15="http://schemas.microsoft.com/office/word/2012/wordml" xmlns:w16cex="http://schemas.microsoft.com/office/word/2018/wordml/cex" xmlns:w16cid="http://schemas.microsoft.com/office/word/2016/wordml/cid" xmlns:w16="http://schemas.microsoft.com/office/word/2018/wordml" xmlns:w16sdtdh="http://schemas.microsoft.com/office/word/2020/wordml/sdtdatahash" xmlns:w16se="http://schemas.microsoft.com/office/word/2015/wordml/symex" xmlns:wpg="http://schemas.microsoft.com/office/word/2010/wordprocessingGroup" xmlns:wpi="http://schemas.microsoft.com/office/word/2010/wordprocessingInk" xmlns:wne="http://schemas.microsoft.com/office/word/2006/wordml" xmlns:wps="http://schemas.microsoft.com/office/word/2010/wordprocessingShape" mc:Ignorable="w14 w15 w16se w16cid w16 w16cex w16sdtdh wp14">
   <w:body>
     <w:sdt>
       <w:sdtPr>
@@ -2496,14 +2496,12 @@
           <w:lang w:val="en-US"/>
         </w:rPr>
       </w:pPr>
-      <w:proofErr w:type="spellStart"/>
       <w:r>
         <w:rPr>
           <w:lang w:val="en-US"/>
         </w:rPr>
         <w:t>Eventsore</w:t>
       </w:r>
-      <w:proofErr w:type="spellEnd"/>
     </w:p>
     <w:p>
       <w:pPr>
@@ -2581,13 +2579,8 @@
           <w:lang w:val="en-US"/>
         </w:rPr>
       </w:pPr>
-      <w:proofErr w:type="spellStart"/>
-      <w:r>
-        <w:t>Диаграма</w:t>
-      </w:r>
-      <w:proofErr w:type="spellEnd"/>
-      <w:r>
-        <w:t xml:space="preserve"> компонентов</w:t>
+      <w:r>
+        <w:t>Диаграма компонентов</w:t>
       </w:r>
     </w:p>
     <w:p>
@@ -3008,53 +3001,8 @@
         </w:rPr>
         <w:t xml:space="preserve">Balancing consistency, availability, and partition tolerance is a complex task that depends on the specific requirements of your distributed system and its use cases. </w:t>
       </w:r>
-      <w:proofErr w:type="spellStart"/>
-      <w:r>
-        <w:t>Some</w:t>
-      </w:r>
-      <w:proofErr w:type="spellEnd"/>
-      <w:r>
-        <w:t xml:space="preserve"> </w:t>
-      </w:r>
-      <w:proofErr w:type="spellStart"/>
-      <w:r>
-        <w:t>strategies</w:t>
-      </w:r>
-      <w:proofErr w:type="spellEnd"/>
-      <w:r>
-        <w:t xml:space="preserve"> </w:t>
-      </w:r>
-      <w:proofErr w:type="spellStart"/>
-      <w:r>
-        <w:t>to</w:t>
-      </w:r>
-      <w:proofErr w:type="spellEnd"/>
-      <w:r>
-        <w:t xml:space="preserve"> </w:t>
-      </w:r>
-      <w:proofErr w:type="spellStart"/>
-      <w:r>
-        <w:t>achieve</w:t>
-      </w:r>
-      <w:proofErr w:type="spellEnd"/>
-      <w:r>
-        <w:t xml:space="preserve"> a </w:t>
-      </w:r>
-      <w:proofErr w:type="spellStart"/>
-      <w:r>
-        <w:t>balance</w:t>
-      </w:r>
-      <w:proofErr w:type="spellEnd"/>
-      <w:r>
-        <w:t xml:space="preserve"> </w:t>
-      </w:r>
-      <w:proofErr w:type="spellStart"/>
-      <w:r>
-        <w:t>include</w:t>
-      </w:r>
-      <w:proofErr w:type="spellEnd"/>
-      <w:r>
-        <w:t>:</w:t>
+      <w:r>
+        <w:t>Some strategies to achieve a balance include:</w:t>
       </w:r>
     </w:p>
     <w:p>
@@ -3079,21 +3027,7 @@
         <w:rPr>
           <w:lang w:val="en-US"/>
         </w:rPr>
-        <w:t xml:space="preserve">: Depending on the distributed database or system you're </w:t>
-      </w:r>
-      <w:proofErr w:type="gramStart"/>
-      <w:r>
-        <w:rPr>
-          <w:lang w:val="en-US"/>
-        </w:rPr>
-        <w:t>using,</w:t>
-      </w:r>
-      <w:proofErr w:type="gramEnd"/>
-      <w:r>
-        <w:rPr>
-          <w:lang w:val="en-US"/>
-        </w:rPr>
-        <w:t xml:space="preserve"> you can adjust configuration parameters to favor one aspect of the CAP triangle over the others. For example, you can configure replication factors or consistency levels in databases like Apache Cassandra.</w:t>
+        <w:t>: Depending on the distributed database or system you're using, you can adjust configuration parameters to favor one aspect of the CAP triangle over the others. For example, you can configure replication factors or consistency levels in databases like Apache Cassandra.</w:t>
       </w:r>
     </w:p>
     <w:p>
@@ -3118,21 +3052,7 @@
         <w:rPr>
           <w:lang w:val="en-US"/>
         </w:rPr>
-        <w:t xml:space="preserve">: You can design your system's architecture to mitigate the impact of network partitions, such as by using quorum-based approaches, leader-follower models, or consensus algorithms like Raft or </w:t>
-      </w:r>
-      <w:proofErr w:type="spellStart"/>
-      <w:r>
-        <w:rPr>
-          <w:lang w:val="en-US"/>
-        </w:rPr>
-        <w:t>Paxos</w:t>
-      </w:r>
-      <w:proofErr w:type="spellEnd"/>
-      <w:r>
-        <w:rPr>
-          <w:lang w:val="en-US"/>
-        </w:rPr>
-        <w:t>.</w:t>
+        <w:t>: You can design your system's architecture to mitigate the impact of network partitions, such as by using quorum-based approaches, leader-follower models, or consensus algorithms like Raft or Paxos.</w:t>
       </w:r>
     </w:p>
     <w:p>
@@ -3526,71 +3446,7 @@
         <w:t xml:space="preserve"> Microservices are designed to be independently deployable and scalable. They may be distributed across multiple servers or containers. As a result, their locations (IP addresses, ports, etc.) can change frequently due to scaling, failures, or updates. </w:t>
       </w:r>
       <w:r>
-        <w:t xml:space="preserve">Service </w:t>
-      </w:r>
-      <w:proofErr w:type="spellStart"/>
-      <w:r>
-        <w:t>discovery</w:t>
-      </w:r>
-      <w:proofErr w:type="spellEnd"/>
-      <w:r>
-        <w:t xml:space="preserve"> </w:t>
-      </w:r>
-      <w:proofErr w:type="spellStart"/>
-      <w:r>
-        <w:t>helps</w:t>
-      </w:r>
-      <w:proofErr w:type="spellEnd"/>
-      <w:r>
-        <w:t xml:space="preserve"> </w:t>
-      </w:r>
-      <w:proofErr w:type="spellStart"/>
-      <w:r>
-        <w:t>microservices</w:t>
-      </w:r>
-      <w:proofErr w:type="spellEnd"/>
-      <w:r>
-        <w:t xml:space="preserve"> </w:t>
-      </w:r>
-      <w:proofErr w:type="spellStart"/>
-      <w:r>
-        <w:t>adapt</w:t>
-      </w:r>
-      <w:proofErr w:type="spellEnd"/>
-      <w:r>
-        <w:t xml:space="preserve"> </w:t>
-      </w:r>
-      <w:proofErr w:type="spellStart"/>
-      <w:r>
-        <w:t>to</w:t>
-      </w:r>
-      <w:proofErr w:type="spellEnd"/>
-      <w:r>
-        <w:t xml:space="preserve"> </w:t>
-      </w:r>
-      <w:proofErr w:type="spellStart"/>
-      <w:r>
-        <w:t>this</w:t>
-      </w:r>
-      <w:proofErr w:type="spellEnd"/>
-      <w:r>
-        <w:t xml:space="preserve"> </w:t>
-      </w:r>
-      <w:proofErr w:type="spellStart"/>
-      <w:r>
-        <w:t>dynamic</w:t>
-      </w:r>
-      <w:proofErr w:type="spellEnd"/>
-      <w:r>
-        <w:t xml:space="preserve"> </w:t>
-      </w:r>
-      <w:proofErr w:type="spellStart"/>
-      <w:r>
-        <w:t>environment</w:t>
-      </w:r>
-      <w:proofErr w:type="spellEnd"/>
-      <w:r>
-        <w:t>.</w:t>
+        <w:t>Service discovery helps microservices adapt to this dynamic environment.</w:t>
       </w:r>
     </w:p>
     <w:p>
@@ -3732,37 +3588,8 @@
         </w:rPr>
         <w:t xml:space="preserve"> As the number of microservices instances grows or shrinks based on demand, service discovery helps each microservice instance discover and communicate with its peers without manual intervention. </w:t>
       </w:r>
-      <w:proofErr w:type="spellStart"/>
-      <w:r>
-        <w:t>This</w:t>
-      </w:r>
-      <w:proofErr w:type="spellEnd"/>
-      <w:r>
-        <w:t xml:space="preserve"> </w:t>
-      </w:r>
-      <w:proofErr w:type="spellStart"/>
-      <w:r>
-        <w:t>supports</w:t>
-      </w:r>
-      <w:proofErr w:type="spellEnd"/>
-      <w:r>
-        <w:t xml:space="preserve"> </w:t>
-      </w:r>
-      <w:proofErr w:type="spellStart"/>
-      <w:r>
-        <w:t>efficient</w:t>
-      </w:r>
-      <w:proofErr w:type="spellEnd"/>
-      <w:r>
-        <w:t xml:space="preserve"> </w:t>
-      </w:r>
-      <w:proofErr w:type="spellStart"/>
-      <w:r>
-        <w:t>auto-scaling</w:t>
-      </w:r>
-      <w:proofErr w:type="spellEnd"/>
-      <w:r>
-        <w:t>.</w:t>
+      <w:r>
+        <w:t>This supports efficient auto-scaling.</w:t>
       </w:r>
     </w:p>
     <w:p>
@@ -3772,37 +3599,8 @@
         </w:rPr>
         <w:t xml:space="preserve">Service discovery can be implemented using various tools and approaches. </w:t>
       </w:r>
-      <w:proofErr w:type="spellStart"/>
-      <w:r>
-        <w:t>Some</w:t>
-      </w:r>
-      <w:proofErr w:type="spellEnd"/>
-      <w:r>
-        <w:t xml:space="preserve"> </w:t>
-      </w:r>
-      <w:proofErr w:type="spellStart"/>
-      <w:r>
-        <w:t>popular</w:t>
-      </w:r>
-      <w:proofErr w:type="spellEnd"/>
-      <w:r>
-        <w:t xml:space="preserve"> </w:t>
-      </w:r>
-      <w:proofErr w:type="spellStart"/>
-      <w:r>
-        <w:t>options</w:t>
-      </w:r>
-      <w:proofErr w:type="spellEnd"/>
-      <w:r>
-        <w:t xml:space="preserve"> </w:t>
-      </w:r>
-      <w:proofErr w:type="spellStart"/>
-      <w:r>
-        <w:t>include</w:t>
-      </w:r>
-      <w:proofErr w:type="spellEnd"/>
-      <w:r>
-        <w:t>:</w:t>
+      <w:r>
+        <w:t>Some popular options include:</w:t>
       </w:r>
     </w:p>
     <w:p>
@@ -3827,21 +3625,7 @@
         <w:rPr>
           <w:lang w:val="en-US"/>
         </w:rPr>
-        <w:t xml:space="preserve"> Maintaining a central registry that contains information about all available microservices, including their locations and health status. Tools like Consul, </w:t>
-      </w:r>
-      <w:proofErr w:type="spellStart"/>
-      <w:r>
-        <w:rPr>
-          <w:lang w:val="en-US"/>
-        </w:rPr>
-        <w:t>ZooKeeper</w:t>
-      </w:r>
-      <w:proofErr w:type="spellEnd"/>
-      <w:r>
-        <w:rPr>
-          <w:lang w:val="en-US"/>
-        </w:rPr>
-        <w:t>, and Eureka are examples of service registry systems.</w:t>
+        <w:t xml:space="preserve"> Maintaining a central registry that contains information about all available microservices, including their locations and health status. Tools like Consul, ZooKeeper, and Eureka are examples of service registry systems.</w:t>
       </w:r>
     </w:p>
     <w:p>
@@ -4581,167 +4365,7 @@
           <w:sz w:val="27"/>
           <w:szCs w:val="27"/>
         </w:rPr>
-        <w:t xml:space="preserve">The </w:t>
-      </w:r>
-      <w:proofErr w:type="spellStart"/>
-      <w:r>
-        <w:rPr>
-          <w:rFonts w:ascii="Raleway" w:hAnsi="Raleway"/>
-          <w:color w:val="000000"/>
-          <w:sz w:val="27"/>
-          <w:szCs w:val="27"/>
-        </w:rPr>
-        <w:t>following</w:t>
-      </w:r>
-      <w:proofErr w:type="spellEnd"/>
-      <w:r>
-        <w:rPr>
-          <w:rFonts w:ascii="Raleway" w:hAnsi="Raleway"/>
-          <w:color w:val="000000"/>
-          <w:sz w:val="27"/>
-          <w:szCs w:val="27"/>
-        </w:rPr>
-        <w:t xml:space="preserve"> </w:t>
-      </w:r>
-      <w:proofErr w:type="spellStart"/>
-      <w:r>
-        <w:rPr>
-          <w:rFonts w:ascii="Raleway" w:hAnsi="Raleway"/>
-          <w:color w:val="000000"/>
-          <w:sz w:val="27"/>
-          <w:szCs w:val="27"/>
-        </w:rPr>
-        <w:t>diagram</w:t>
-      </w:r>
-      <w:proofErr w:type="spellEnd"/>
-      <w:r>
-        <w:rPr>
-          <w:rFonts w:ascii="Raleway" w:hAnsi="Raleway"/>
-          <w:color w:val="000000"/>
-          <w:sz w:val="27"/>
-          <w:szCs w:val="27"/>
-        </w:rPr>
-        <w:t xml:space="preserve"> </w:t>
-      </w:r>
-      <w:proofErr w:type="spellStart"/>
-      <w:r>
-        <w:rPr>
-          <w:rFonts w:ascii="Raleway" w:hAnsi="Raleway"/>
-          <w:color w:val="000000"/>
-          <w:sz w:val="27"/>
-          <w:szCs w:val="27"/>
-        </w:rPr>
-        <w:t>shows</w:t>
-      </w:r>
-      <w:proofErr w:type="spellEnd"/>
-      <w:r>
-        <w:rPr>
-          <w:rFonts w:ascii="Raleway" w:hAnsi="Raleway"/>
-          <w:color w:val="000000"/>
-          <w:sz w:val="27"/>
-          <w:szCs w:val="27"/>
-        </w:rPr>
-        <w:t xml:space="preserve"> </w:t>
-      </w:r>
-      <w:proofErr w:type="spellStart"/>
-      <w:r>
-        <w:rPr>
-          <w:rFonts w:ascii="Raleway" w:hAnsi="Raleway"/>
-          <w:color w:val="000000"/>
-          <w:sz w:val="27"/>
-          <w:szCs w:val="27"/>
-        </w:rPr>
-        <w:t>the</w:t>
-      </w:r>
-      <w:proofErr w:type="spellEnd"/>
-      <w:r>
-        <w:rPr>
-          <w:rFonts w:ascii="Raleway" w:hAnsi="Raleway"/>
-          <w:color w:val="000000"/>
-          <w:sz w:val="27"/>
-          <w:szCs w:val="27"/>
-        </w:rPr>
-        <w:t xml:space="preserve"> </w:t>
-      </w:r>
-      <w:proofErr w:type="spellStart"/>
-      <w:r>
-        <w:rPr>
-          <w:rFonts w:ascii="Raleway" w:hAnsi="Raleway"/>
-          <w:color w:val="000000"/>
-          <w:sz w:val="27"/>
-          <w:szCs w:val="27"/>
-        </w:rPr>
-        <w:t>structure</w:t>
-      </w:r>
-      <w:proofErr w:type="spellEnd"/>
-      <w:r>
-        <w:rPr>
-          <w:rFonts w:ascii="Raleway" w:hAnsi="Raleway"/>
-          <w:color w:val="000000"/>
-          <w:sz w:val="27"/>
-          <w:szCs w:val="27"/>
-        </w:rPr>
-        <w:t xml:space="preserve"> </w:t>
-      </w:r>
-      <w:proofErr w:type="spellStart"/>
-      <w:r>
-        <w:rPr>
-          <w:rFonts w:ascii="Raleway" w:hAnsi="Raleway"/>
-          <w:color w:val="000000"/>
-          <w:sz w:val="27"/>
-          <w:szCs w:val="27"/>
-        </w:rPr>
-        <w:t>of</w:t>
-      </w:r>
-      <w:proofErr w:type="spellEnd"/>
-      <w:r>
-        <w:rPr>
-          <w:rFonts w:ascii="Raleway" w:hAnsi="Raleway"/>
-          <w:color w:val="000000"/>
-          <w:sz w:val="27"/>
-          <w:szCs w:val="27"/>
-        </w:rPr>
-        <w:t xml:space="preserve"> </w:t>
-      </w:r>
-      <w:proofErr w:type="spellStart"/>
-      <w:r>
-        <w:rPr>
-          <w:rFonts w:ascii="Raleway" w:hAnsi="Raleway"/>
-          <w:color w:val="000000"/>
-          <w:sz w:val="27"/>
-          <w:szCs w:val="27"/>
-        </w:rPr>
-        <w:t>this</w:t>
-      </w:r>
-      <w:proofErr w:type="spellEnd"/>
-      <w:r>
-        <w:rPr>
-          <w:rFonts w:ascii="Raleway" w:hAnsi="Raleway"/>
-          <w:color w:val="000000"/>
-          <w:sz w:val="27"/>
-          <w:szCs w:val="27"/>
-        </w:rPr>
-        <w:t xml:space="preserve"> </w:t>
-      </w:r>
-      <w:proofErr w:type="spellStart"/>
-      <w:r>
-        <w:rPr>
-          <w:rFonts w:ascii="Raleway" w:hAnsi="Raleway"/>
-          <w:color w:val="000000"/>
-          <w:sz w:val="27"/>
-          <w:szCs w:val="27"/>
-        </w:rPr>
-        <w:t>pattern</w:t>
-      </w:r>
-      <w:proofErr w:type="spellEnd"/>
-      <w:r>
-        <w:rPr>
-          <w:rFonts w:ascii="Raleway" w:hAnsi="Raleway"/>
-          <w:color w:val="000000"/>
-          <w:sz w:val="27"/>
-          <w:szCs w:val="27"/>
-        </w:rPr>
-        <w:t>:</w:t>
+        <w:t>The following diagram shows the structure of this pattern:</w:t>
       </w:r>
     </w:p>
     <w:p>
@@ -5136,19 +4760,11 @@
           <w:lang w:val="en-US"/>
         </w:rPr>
       </w:pPr>
-      <w:proofErr w:type="spellStart"/>
-      <w:r>
-        <w:rPr>
-          <w:lang w:val="en-US"/>
-        </w:rPr>
-        <w:t>Idemp</w:t>
-      </w:r>
-      <w:proofErr w:type="spellEnd"/>
-      <w:r>
-        <w:rPr>
-          <w:lang w:val="en-US"/>
-        </w:rPr>
-        <w:t>:</w:t>
+      <w:r>
+        <w:rPr>
+          <w:lang w:val="en-US"/>
+        </w:rPr>
+        <w:t>Idemp:</w:t>
       </w:r>
       <w:r>
         <w:rPr>
@@ -5243,39 +4859,7 @@
           <w:b/>
           <w:bCs/>
         </w:rPr>
-        <w:t>без ожидания (</w:t>
-      </w:r>
-      <w:proofErr w:type="spellStart"/>
-      <w:r>
-        <w:rPr>
-          <w:b/>
-          <w:bCs/>
-        </w:rPr>
-        <w:t>no</w:t>
-      </w:r>
-      <w:proofErr w:type="spellEnd"/>
-      <w:r>
-        <w:rPr>
-          <w:b/>
-          <w:bCs/>
-        </w:rPr>
-        <w:t xml:space="preserve"> </w:t>
-      </w:r>
-      <w:proofErr w:type="spellStart"/>
-      <w:r>
-        <w:rPr>
-          <w:b/>
-          <w:bCs/>
-        </w:rPr>
-        <w:t>delay</w:t>
-      </w:r>
-      <w:proofErr w:type="spellEnd"/>
-      <w:r>
-        <w:rPr>
-          <w:b/>
-          <w:bCs/>
-        </w:rPr>
-        <w:t>)</w:t>
+        <w:t>без ожидания (no delay)</w:t>
       </w:r>
       <w:r>
         <w:t>, когда сразу без паузы повторяем отправку запроса</w:t>
@@ -5293,23 +4877,7 @@
           <w:b/>
           <w:bCs/>
         </w:rPr>
-        <w:t>с константным значением (</w:t>
-      </w:r>
-      <w:proofErr w:type="spellStart"/>
-      <w:r>
-        <w:rPr>
-          <w:b/>
-          <w:bCs/>
-        </w:rPr>
-        <w:t>constant</w:t>
-      </w:r>
-      <w:proofErr w:type="spellEnd"/>
-      <w:r>
-        <w:rPr>
-          <w:b/>
-          <w:bCs/>
-        </w:rPr>
-        <w:t>)</w:t>
+        <w:t>с константным значением (constant)</w:t>
       </w:r>
       <w:r>
         <w:t>, когда устанавливаем строго заданный лимит</w:t>
@@ -5327,23 +4895,7 @@
           <w:b/>
           <w:bCs/>
         </w:rPr>
-        <w:t>с линейным значением (</w:t>
-      </w:r>
-      <w:proofErr w:type="spellStart"/>
-      <w:r>
-        <w:rPr>
-          <w:b/>
-          <w:bCs/>
-        </w:rPr>
-        <w:t>linear</w:t>
-      </w:r>
-      <w:proofErr w:type="spellEnd"/>
-      <w:r>
-        <w:rPr>
-          <w:b/>
-          <w:bCs/>
-        </w:rPr>
-        <w:t>)</w:t>
+        <w:t>с линейным значением (linear)</w:t>
       </w:r>
     </w:p>
     <w:p>
@@ -5358,23 +4910,7 @@
           <w:b/>
           <w:bCs/>
         </w:rPr>
-        <w:t>с экспоненциальным значением (</w:t>
-      </w:r>
-      <w:proofErr w:type="spellStart"/>
-      <w:r>
-        <w:rPr>
-          <w:b/>
-          <w:bCs/>
-        </w:rPr>
-        <w:t>exponencial</w:t>
-      </w:r>
-      <w:proofErr w:type="spellEnd"/>
-      <w:r>
-        <w:rPr>
-          <w:b/>
-          <w:bCs/>
-        </w:rPr>
-        <w:t>)</w:t>
+        <w:t>с экспоненциальным значением (exponencial)</w:t>
       </w:r>
     </w:p>
     <w:p>
@@ -5459,13 +4995,8 @@
         </w:numPr>
       </w:pPr>
       <w:r>
-        <w:t xml:space="preserve">Для обращения к приватным ресурсам приложения — это даст только дополнительный </w:t>
-      </w:r>
-      <w:proofErr w:type="spellStart"/>
-      <w:r>
-        <w:t>overhead</w:t>
-      </w:r>
-      <w:proofErr w:type="spellEnd"/>
+        <w:t>Для обращения к приватным ресурсам приложения — это даст только дополнительный overhead</w:t>
+      </w:r>
     </w:p>
     <w:p>
       <w:pPr>
@@ -5570,37 +5101,12 @@
           <w:numId w:val="11"/>
         </w:numPr>
       </w:pPr>
-      <w:proofErr w:type="spellStart"/>
       <w:r>
         <w:rPr>
           <w:b/>
           <w:bCs/>
         </w:rPr>
-        <w:t>Use</w:t>
-      </w:r>
-      <w:proofErr w:type="spellEnd"/>
-      <w:r>
-        <w:rPr>
-          <w:b/>
-          <w:bCs/>
-        </w:rPr>
-        <w:t xml:space="preserve"> </w:t>
-      </w:r>
-      <w:proofErr w:type="spellStart"/>
-      <w:r>
-        <w:rPr>
-          <w:b/>
-          <w:bCs/>
-        </w:rPr>
-        <w:t>Redundancy</w:t>
-      </w:r>
-      <w:proofErr w:type="spellEnd"/>
-      <w:r>
-        <w:rPr>
-          <w:b/>
-          <w:bCs/>
-        </w:rPr>
-        <w:t>:</w:t>
+        <w:t>Use Redundancy:</w:t>
       </w:r>
     </w:p>
     <w:p>
@@ -5644,53 +5150,12 @@
           <w:numId w:val="11"/>
         </w:numPr>
       </w:pPr>
-      <w:proofErr w:type="spellStart"/>
       <w:r>
         <w:rPr>
           <w:b/>
           <w:bCs/>
         </w:rPr>
-        <w:t>Circuit</w:t>
-      </w:r>
-      <w:proofErr w:type="spellEnd"/>
-      <w:r>
-        <w:rPr>
-          <w:b/>
-          <w:bCs/>
-        </w:rPr>
-        <w:t xml:space="preserve"> </w:t>
-      </w:r>
-      <w:proofErr w:type="spellStart"/>
-      <w:r>
-        <w:rPr>
-          <w:b/>
-          <w:bCs/>
-        </w:rPr>
-        <w:t>Breaker</w:t>
-      </w:r>
-      <w:proofErr w:type="spellEnd"/>
-      <w:r>
-        <w:rPr>
-          <w:b/>
-          <w:bCs/>
-        </w:rPr>
-        <w:t xml:space="preserve"> </w:t>
-      </w:r>
-      <w:proofErr w:type="spellStart"/>
-      <w:r>
-        <w:rPr>
-          <w:b/>
-          <w:bCs/>
-        </w:rPr>
-        <w:t>Pattern</w:t>
-      </w:r>
-      <w:proofErr w:type="spellEnd"/>
-      <w:r>
-        <w:rPr>
-          <w:b/>
-          <w:bCs/>
-        </w:rPr>
-        <w:t>:</w:t>
+        <w:t>Circuit Breaker Pattern:</w:t>
       </w:r>
     </w:p>
     <w:p>
@@ -5734,53 +5199,12 @@
           <w:numId w:val="11"/>
         </w:numPr>
       </w:pPr>
-      <w:proofErr w:type="spellStart"/>
       <w:r>
         <w:rPr>
           <w:b/>
           <w:bCs/>
         </w:rPr>
-        <w:t>Timeouts</w:t>
-      </w:r>
-      <w:proofErr w:type="spellEnd"/>
-      <w:r>
-        <w:rPr>
-          <w:b/>
-          <w:bCs/>
-        </w:rPr>
-        <w:t xml:space="preserve"> </w:t>
-      </w:r>
-      <w:proofErr w:type="spellStart"/>
-      <w:r>
-        <w:rPr>
-          <w:b/>
-          <w:bCs/>
-        </w:rPr>
-        <w:t>and</w:t>
-      </w:r>
-      <w:proofErr w:type="spellEnd"/>
-      <w:r>
-        <w:rPr>
-          <w:b/>
-          <w:bCs/>
-        </w:rPr>
-        <w:t xml:space="preserve"> </w:t>
-      </w:r>
-      <w:proofErr w:type="spellStart"/>
-      <w:r>
-        <w:rPr>
-          <w:b/>
-          <w:bCs/>
-        </w:rPr>
-        <w:t>Retries</w:t>
-      </w:r>
-      <w:proofErr w:type="spellEnd"/>
-      <w:r>
-        <w:rPr>
-          <w:b/>
-          <w:bCs/>
-        </w:rPr>
-        <w:t>:</w:t>
+        <w:t>Timeouts and Retries:</w:t>
       </w:r>
     </w:p>
     <w:p>
@@ -5813,61 +5237,8 @@
         </w:rPr>
         <w:t xml:space="preserve">Implement retry mechanisms with exponential backoff to automatically retry failed requests. </w:t>
       </w:r>
-      <w:proofErr w:type="spellStart"/>
-      <w:r>
-        <w:t>This</w:t>
-      </w:r>
-      <w:proofErr w:type="spellEnd"/>
-      <w:r>
-        <w:t xml:space="preserve"> </w:t>
-      </w:r>
-      <w:proofErr w:type="spellStart"/>
-      <w:r>
-        <w:t>can</w:t>
-      </w:r>
-      <w:proofErr w:type="spellEnd"/>
-      <w:r>
-        <w:t xml:space="preserve"> </w:t>
-      </w:r>
-      <w:proofErr w:type="spellStart"/>
-      <w:r>
-        <w:t>help</w:t>
-      </w:r>
-      <w:proofErr w:type="spellEnd"/>
-      <w:r>
-        <w:t xml:space="preserve"> </w:t>
-      </w:r>
-      <w:proofErr w:type="spellStart"/>
-      <w:r>
-        <w:t>when</w:t>
-      </w:r>
-      <w:proofErr w:type="spellEnd"/>
-      <w:r>
-        <w:t xml:space="preserve"> </w:t>
-      </w:r>
-      <w:proofErr w:type="spellStart"/>
-      <w:r>
-        <w:t>transient</w:t>
-      </w:r>
-      <w:proofErr w:type="spellEnd"/>
-      <w:r>
-        <w:t xml:space="preserve"> </w:t>
-      </w:r>
-      <w:proofErr w:type="spellStart"/>
-      <w:r>
-        <w:t>failures</w:t>
-      </w:r>
-      <w:proofErr w:type="spellEnd"/>
-      <w:r>
-        <w:t xml:space="preserve"> </w:t>
-      </w:r>
-      <w:proofErr w:type="spellStart"/>
-      <w:r>
-        <w:t>occur</w:t>
-      </w:r>
-      <w:proofErr w:type="spellEnd"/>
-      <w:r>
-        <w:t>.</w:t>
+      <w:r>
+        <w:t>This can help when transient failures occur.</w:t>
       </w:r>
     </w:p>
     <w:p>
@@ -5877,21 +5248,12 @@
           <w:numId w:val="11"/>
         </w:numPr>
       </w:pPr>
-      <w:proofErr w:type="spellStart"/>
       <w:r>
         <w:rPr>
           <w:b/>
           <w:bCs/>
         </w:rPr>
-        <w:t>Bulkheads</w:t>
-      </w:r>
-      <w:proofErr w:type="spellEnd"/>
-      <w:r>
-        <w:rPr>
-          <w:b/>
-          <w:bCs/>
-        </w:rPr>
-        <w:t>:</w:t>
+        <w:t>Bulkheads:</w:t>
       </w:r>
     </w:p>
     <w:p>
@@ -5918,53 +5280,12 @@
           <w:numId w:val="11"/>
         </w:numPr>
       </w:pPr>
-      <w:proofErr w:type="spellStart"/>
       <w:r>
         <w:rPr>
           <w:b/>
           <w:bCs/>
         </w:rPr>
-        <w:t>Distributed</w:t>
-      </w:r>
-      <w:proofErr w:type="spellEnd"/>
-      <w:r>
-        <w:rPr>
-          <w:b/>
-          <w:bCs/>
-        </w:rPr>
-        <w:t xml:space="preserve"> </w:t>
-      </w:r>
-      <w:proofErr w:type="spellStart"/>
-      <w:r>
-        <w:rPr>
-          <w:b/>
-          <w:bCs/>
-        </w:rPr>
-        <w:t>Tracing</w:t>
-      </w:r>
-      <w:proofErr w:type="spellEnd"/>
-      <w:r>
-        <w:rPr>
-          <w:b/>
-          <w:bCs/>
-        </w:rPr>
-        <w:t xml:space="preserve"> </w:t>
-      </w:r>
-      <w:proofErr w:type="spellStart"/>
-      <w:r>
-        <w:rPr>
-          <w:b/>
-          <w:bCs/>
-        </w:rPr>
-        <w:t>and</w:t>
-      </w:r>
-      <w:proofErr w:type="spellEnd"/>
-      <w:r>
-        <w:rPr>
-          <w:b/>
-          <w:bCs/>
-        </w:rPr>
-        <w:t xml:space="preserve"> Monitoring:</w:t>
+        <w:t>Distributed Tracing and Monitoring:</w:t>
       </w:r>
     </w:p>
     <w:p>
@@ -5978,99 +5299,10 @@
         <w:rPr>
           <w:lang w:val="en-US"/>
         </w:rPr>
-        <w:t xml:space="preserve">Use distributed tracing tools (e.g., </w:t>
-      </w:r>
-      <w:proofErr w:type="spellStart"/>
-      <w:r>
-        <w:rPr>
-          <w:lang w:val="en-US"/>
-        </w:rPr>
-        <w:t>OpenTelemetry</w:t>
-      </w:r>
-      <w:proofErr w:type="spellEnd"/>
-      <w:r>
-        <w:rPr>
-          <w:lang w:val="en-US"/>
-        </w:rPr>
-        <w:t xml:space="preserve">, </w:t>
-      </w:r>
-      <w:proofErr w:type="spellStart"/>
-      <w:r>
-        <w:rPr>
-          <w:lang w:val="en-US"/>
-        </w:rPr>
-        <w:t>Zipkin</w:t>
-      </w:r>
-      <w:proofErr w:type="spellEnd"/>
-      <w:r>
-        <w:rPr>
-          <w:lang w:val="en-US"/>
-        </w:rPr>
-        <w:t xml:space="preserve">) to track the flow of requests across microservices. </w:t>
-      </w:r>
-      <w:proofErr w:type="spellStart"/>
-      <w:r>
-        <w:t>This</w:t>
-      </w:r>
-      <w:proofErr w:type="spellEnd"/>
-      <w:r>
-        <w:t xml:space="preserve"> </w:t>
-      </w:r>
-      <w:proofErr w:type="spellStart"/>
-      <w:r>
-        <w:t>helps</w:t>
-      </w:r>
-      <w:proofErr w:type="spellEnd"/>
-      <w:r>
-        <w:t xml:space="preserve"> </w:t>
-      </w:r>
-      <w:proofErr w:type="spellStart"/>
-      <w:r>
-        <w:t>in</w:t>
-      </w:r>
-      <w:proofErr w:type="spellEnd"/>
-      <w:r>
-        <w:t xml:space="preserve"> </w:t>
-      </w:r>
-      <w:proofErr w:type="spellStart"/>
-      <w:r>
-        <w:t>diagnosing</w:t>
-      </w:r>
-      <w:proofErr w:type="spellEnd"/>
-      <w:r>
-        <w:t xml:space="preserve"> </w:t>
-      </w:r>
-      <w:proofErr w:type="spellStart"/>
-      <w:r>
-        <w:t>performance</w:t>
-      </w:r>
-      <w:proofErr w:type="spellEnd"/>
-      <w:r>
-        <w:t xml:space="preserve"> </w:t>
-      </w:r>
-      <w:proofErr w:type="spellStart"/>
-      <w:r>
-        <w:t>bottlenecks</w:t>
-      </w:r>
-      <w:proofErr w:type="spellEnd"/>
-      <w:r>
-        <w:t xml:space="preserve"> </w:t>
-      </w:r>
-      <w:proofErr w:type="spellStart"/>
-      <w:r>
-        <w:t>and</w:t>
-      </w:r>
-      <w:proofErr w:type="spellEnd"/>
-      <w:r>
-        <w:t xml:space="preserve"> </w:t>
-      </w:r>
-      <w:proofErr w:type="spellStart"/>
-      <w:r>
-        <w:t>failures</w:t>
-      </w:r>
-      <w:proofErr w:type="spellEnd"/>
-      <w:r>
-        <w:t>.</w:t>
+        <w:t xml:space="preserve">Use distributed tracing tools (e.g., OpenTelemetry, Zipkin) to track the flow of requests across microservices. </w:t>
+      </w:r>
+      <w:r>
+        <w:t>This helps in diagnosing performance bottlenecks and failures.</w:t>
       </w:r>
     </w:p>
     <w:p>
@@ -6612,10 +5844,229 @@
         <w:rPr>
           <w:lang w:val="en-US"/>
         </w:rPr>
+        <w:t>Service mesh</w:t>
+      </w:r>
+      <w:bookmarkEnd w:id="15"/>
+    </w:p>
+    <w:p>
+      <w:pPr>
+        <w:rPr>
+          <w:b/>
+          <w:bCs/>
+          <w:lang w:val="en-150"/>
+        </w:rPr>
+      </w:pPr>
+      <w:r>
+        <w:rPr>
+          <w:b/>
+          <w:bCs/>
+          <w:lang w:val="en-150"/>
+        </w:rPr>
+        <w:t>Key Concepts in Service Mesh</w:t>
+      </w:r>
+    </w:p>
+    <w:p>
+      <w:pPr>
+        <w:numPr>
+          <w:ilvl w:val="0"/>
+          <w:numId w:val="22"/>
+        </w:numPr>
+        <w:rPr>
+          <w:lang w:val="en-150"/>
+        </w:rPr>
+      </w:pPr>
+      <w:r>
+        <w:rPr>
+          <w:b/>
+          <w:bCs/>
+          <w:lang w:val="en-150"/>
+        </w:rPr>
+        <w:t>Microservices:</w:t>
+      </w:r>
+      <w:r>
+        <w:rPr>
+          <w:lang w:val="en-150"/>
+        </w:rPr>
+        <w:t> Imagine breaking down a big task into small jobs. Each microservice is like one of those small jobs, focusing on a specific task, like handling payments or managing user profiles.</w:t>
+      </w:r>
+    </w:p>
+    <w:p>
+      <w:pPr>
+        <w:numPr>
+          <w:ilvl w:val="0"/>
+          <w:numId w:val="23"/>
+        </w:numPr>
+        <w:rPr>
+          <w:lang w:val="en-150"/>
+        </w:rPr>
+      </w:pPr>
+      <w:r>
+        <w:rPr>
+          <w:b/>
+          <w:bCs/>
+          <w:lang w:val="en-150"/>
+        </w:rPr>
+        <w:t>Communication:</w:t>
+      </w:r>
+      <w:r>
+        <w:rPr>
+          <w:lang w:val="en-150"/>
+        </w:rPr>
+        <w:t> Microservices need to talk to each other to get things done. Service mesh helps them communicate efficiently and securely, like a reliable phone line connecting different offices.</w:t>
+      </w:r>
+    </w:p>
+    <w:p>
+      <w:pPr>
+        <w:numPr>
+          <w:ilvl w:val="0"/>
+          <w:numId w:val="24"/>
+        </w:numPr>
+        <w:rPr>
+          <w:lang w:val="en-150"/>
+        </w:rPr>
+      </w:pPr>
+      <w:r>
+        <w:rPr>
+          <w:b/>
+          <w:bCs/>
+          <w:lang w:val="en-150"/>
+        </w:rPr>
         <w:lastRenderedPageBreak/>
-        <w:t>Service mesh</w:t>
-      </w:r>
-      <w:bookmarkEnd w:id="15"/>
+        <w:t>Traffic Management:</w:t>
+      </w:r>
+      <w:r>
+        <w:rPr>
+          <w:lang w:val="en-150"/>
+        </w:rPr>
+        <w:t> Service mesh decides how messages flow between microservices, ensuring they reach the right place without congestion, like traffic lights directing cars on the road.</w:t>
+      </w:r>
+    </w:p>
+    <w:p>
+      <w:pPr>
+        <w:numPr>
+          <w:ilvl w:val="0"/>
+          <w:numId w:val="25"/>
+        </w:numPr>
+        <w:rPr>
+          <w:lang w:val="en-150"/>
+        </w:rPr>
+      </w:pPr>
+      <w:r>
+        <w:rPr>
+          <w:b/>
+          <w:bCs/>
+          <w:lang w:val="en-150"/>
+        </w:rPr>
+        <w:t>Security: </w:t>
+      </w:r>
+      <w:r>
+        <w:rPr>
+          <w:lang w:val="en-150"/>
+        </w:rPr>
+        <w:t>It adds layers of protection to communication channels, ensuring that data shared between microservices remains safe and private, just like locking doors to keep unwanted visitors out.</w:t>
+      </w:r>
+    </w:p>
+    <w:p>
+      <w:pPr>
+        <w:numPr>
+          <w:ilvl w:val="0"/>
+          <w:numId w:val="26"/>
+        </w:numPr>
+        <w:rPr>
+          <w:lang w:val="en-150"/>
+        </w:rPr>
+      </w:pPr>
+      <w:r>
+        <w:rPr>
+          <w:b/>
+          <w:bCs/>
+          <w:lang w:val="en-150"/>
+        </w:rPr>
+        <w:t>Observability:</w:t>
+      </w:r>
+      <w:r>
+        <w:rPr>
+          <w:lang w:val="en-150"/>
+        </w:rPr>
+        <w:t> Service mesh provides tools to monitor and track what's happening between microservices, helping developers understand and troubleshoot issues, similar to cameras in a store helping to catch shoplifters.</w:t>
+      </w:r>
+    </w:p>
+    <w:p>
+      <w:pPr>
+        <w:numPr>
+          <w:ilvl w:val="0"/>
+          <w:numId w:val="27"/>
+        </w:numPr>
+        <w:rPr>
+          <w:lang w:val="en-150"/>
+        </w:rPr>
+      </w:pPr>
+      <w:r>
+        <w:rPr>
+          <w:b/>
+          <w:bCs/>
+          <w:lang w:val="en-150"/>
+        </w:rPr>
+        <w:t>Resilience:</w:t>
+      </w:r>
+      <w:r>
+        <w:rPr>
+          <w:lang w:val="en-150"/>
+        </w:rPr>
+        <w:t> If one microservice fails, service mesh helps reroute traffic to other healthy services, ensuring the system keeps running smoothly, like a backup generator kicking in when the power goes out.</w:t>
+      </w:r>
+    </w:p>
+    <w:p>
+      <w:r>
+        <w:rPr>
+          <w:noProof/>
+        </w:rPr>
+        <w:drawing>
+          <wp:inline distT="0" distB="0" distL="0" distR="0" wp14:anchorId="5F5480FC" wp14:editId="2277BAF3">
+            <wp:extent cx="4160808" cy="2080404"/>
+            <wp:effectExtent l="0" t="0" r="0" b="0"/>
+            <wp:docPr id="11" name="Picture 11"/>
+            <wp:cNvGraphicFramePr>
+              <a:graphicFrameLocks xmlns:a="http://schemas.openxmlformats.org/drawingml/2006/main" noChangeAspect="1"/>
+            </wp:cNvGraphicFramePr>
+            <a:graphic xmlns:a="http://schemas.openxmlformats.org/drawingml/2006/main">
+              <a:graphicData uri="http://schemas.openxmlformats.org/drawingml/2006/picture">
+                <pic:pic xmlns:pic="http://schemas.openxmlformats.org/drawingml/2006/picture">
+                  <pic:nvPicPr>
+                    <pic:cNvPr id="0" name="Picture 2"/>
+                    <pic:cNvPicPr>
+                      <a:picLocks noChangeAspect="1" noChangeArrowheads="1"/>
+                    </pic:cNvPicPr>
+                  </pic:nvPicPr>
+                  <pic:blipFill>
+                    <a:blip r:embed="rId24">
+                      <a:extLst>
+                        <a:ext uri="{28A0092B-C50C-407E-A947-70E740481C1C}">
+                          <a14:useLocalDpi xmlns:a14="http://schemas.microsoft.com/office/drawing/2010/main" val="0"/>
+                        </a:ext>
+                      </a:extLst>
+                    </a:blip>
+                    <a:srcRect/>
+                    <a:stretch>
+                      <a:fillRect/>
+                    </a:stretch>
+                  </pic:blipFill>
+                  <pic:spPr bwMode="auto">
+                    <a:xfrm>
+                      <a:off x="0" y="0"/>
+                      <a:ext cx="4181197" cy="2090599"/>
+                    </a:xfrm>
+                    <a:prstGeom prst="rect">
+                      <a:avLst/>
+                    </a:prstGeom>
+                    <a:noFill/>
+                  </pic:spPr>
+                </pic:pic>
+              </a:graphicData>
+            </a:graphic>
+          </wp:inline>
+        </w:drawing>
+      </w:r>
     </w:p>
     <w:p>
       <w:r>
@@ -6640,7 +6091,7 @@
                     </pic:cNvPicPr>
                   </pic:nvPicPr>
                   <pic:blipFill rotWithShape="1">
-                    <a:blip r:embed="rId24">
+                    <a:blip r:embed="rId25">
                       <a:extLst>
                         <a:ext uri="{28A0092B-C50C-407E-A947-70E740481C1C}">
                           <a14:useLocalDpi xmlns:a14="http://schemas.microsoft.com/office/drawing/2010/main" val="0"/>
@@ -6755,6 +6206,7 @@
           <w:bCs/>
           <w:lang w:val="en-US"/>
         </w:rPr>
+        <w:lastRenderedPageBreak/>
         <w:t>Consistency:</w:t>
       </w:r>
       <w:r>
@@ -6959,7 +6411,6 @@
           <w:bCs/>
           <w:lang w:val="en-US"/>
         </w:rPr>
-        <w:lastRenderedPageBreak/>
         <w:t>Health Checks and Self-healing:</w:t>
       </w:r>
       <w:r>
@@ -7097,6 +6548,7 @@
         <w:rPr>
           <w:lang w:val="en-US"/>
         </w:rPr>
+        <w:lastRenderedPageBreak/>
         <w:t>KUBERNETES STRUCTURE</w:t>
       </w:r>
       <w:bookmarkEnd w:id="17"/>
@@ -7129,7 +6581,7 @@
                     </pic:cNvPicPr>
                   </pic:nvPicPr>
                   <pic:blipFill>
-                    <a:blip r:embed="rId25">
+                    <a:blip r:embed="rId26">
                       <a:extLst>
                         <a:ext uri="{28A0092B-C50C-407E-A947-70E740481C1C}">
                           <a14:useLocalDpi xmlns:a14="http://schemas.microsoft.com/office/drawing/2010/main" val="0"/>
@@ -7187,17 +6639,9 @@
         <w:rPr>
           <w:lang w:val="en-US"/>
         </w:rPr>
-        <w:t>Replication / Partitioning /</w:t>
-      </w:r>
-      <w:proofErr w:type="spellStart"/>
-      <w:r>
-        <w:rPr>
-          <w:lang w:val="en-US"/>
-        </w:rPr>
-        <w:t>Sharding</w:t>
+        <w:t>Replication / Partitioning /Sharding</w:t>
       </w:r>
       <w:bookmarkEnd w:id="18"/>
-      <w:proofErr w:type="spellEnd"/>
     </w:p>
     <w:p>
       <w:pPr>
@@ -7225,7 +6669,7 @@
                     </pic:cNvPicPr>
                   </pic:nvPicPr>
                   <pic:blipFill>
-                    <a:blip r:embed="rId26">
+                    <a:blip r:embed="rId27">
                       <a:extLst>
                         <a:ext uri="{28A0092B-C50C-407E-A947-70E740481C1C}">
                           <a14:useLocalDpi xmlns:a14="http://schemas.microsoft.com/office/drawing/2010/main" val="0"/>
@@ -7286,7 +6730,6 @@
         <w:rPr>
           <w:noProof/>
         </w:rPr>
-        <w:lastRenderedPageBreak/>
         <w:drawing>
           <wp:inline distT="0" distB="0" distL="0" distR="0" wp14:anchorId="2C97CF4D" wp14:editId="4DDFD29A">
             <wp:extent cx="1900555" cy="1336040"/>
@@ -7305,7 +6748,7 @@
                     </pic:cNvPicPr>
                   </pic:nvPicPr>
                   <pic:blipFill>
-                    <a:blip r:embed="rId27">
+                    <a:blip r:embed="rId28">
                       <a:extLst>
                         <a:ext uri="{28A0092B-C50C-407E-A947-70E740481C1C}">
                           <a14:useLocalDpi xmlns:a14="http://schemas.microsoft.com/office/drawing/2010/main" val="0"/>
@@ -7355,35 +6798,7 @@
         <w:rPr>
           <w:lang w:val="en-US"/>
         </w:rPr>
-        <w:t xml:space="preserve">— Splitting up a large monolithic database into multiple smaller databases based on data cohesion. </w:t>
-      </w:r>
-      <w:proofErr w:type="gramStart"/>
-      <w:r>
-        <w:rPr>
-          <w:lang w:val="en-US"/>
-        </w:rPr>
-        <w:t>e.g.</w:t>
-      </w:r>
-      <w:proofErr w:type="gramEnd"/>
-      <w:r>
-        <w:rPr>
-          <w:lang w:val="en-US"/>
-        </w:rPr>
-        <w:t xml:space="preserve"> Horizontal (</w:t>
-      </w:r>
-      <w:proofErr w:type="spellStart"/>
-      <w:r>
-        <w:rPr>
-          <w:lang w:val="en-US"/>
-        </w:rPr>
-        <w:t>sharding</w:t>
-      </w:r>
-      <w:proofErr w:type="spellEnd"/>
-      <w:r>
-        <w:rPr>
-          <w:lang w:val="en-US"/>
-        </w:rPr>
-        <w:t>) and Vertical (increase server size) partitioning.</w:t>
+        <w:t>— Splitting up a large monolithic database into multiple smaller databases based on data cohesion. e.g. Horizontal (sharding) and Vertical (increase server size) partitioning.</w:t>
       </w:r>
     </w:p>
     <w:p>
@@ -7394,6 +6809,7 @@
         <w:rPr>
           <w:noProof/>
         </w:rPr>
+        <w:lastRenderedPageBreak/>
         <w:drawing>
           <wp:inline distT="0" distB="0" distL="0" distR="0" wp14:anchorId="56F88B92" wp14:editId="3943AC4C">
             <wp:extent cx="1900555" cy="1979930"/>
@@ -7412,7 +6828,7 @@
                     </pic:cNvPicPr>
                   </pic:nvPicPr>
                   <pic:blipFill>
-                    <a:blip r:embed="rId28">
+                    <a:blip r:embed="rId29">
                       <a:extLst>
                         <a:ext uri="{28A0092B-C50C-407E-A947-70E740481C1C}">
                           <a14:useLocalDpi xmlns:a14="http://schemas.microsoft.com/office/drawing/2010/main" val="0"/>
@@ -7450,87 +6866,96 @@
           <w:lang w:val="en-US"/>
         </w:rPr>
       </w:pPr>
-      <w:proofErr w:type="spellStart"/>
       <w:r>
         <w:rPr>
           <w:b/>
           <w:bCs/>
           <w:lang w:val="en-US"/>
         </w:rPr>
-        <w:t>Sharding</w:t>
-      </w:r>
-      <w:proofErr w:type="spellEnd"/>
+        <w:t>Sharding </w:t>
+      </w:r>
+      <w:r>
+        <w:rPr>
+          <w:lang w:val="en-US"/>
+        </w:rPr>
+        <w:t>(Horizontal Partitioning)— A type of horizontal partitioning that splits large databases into smaller components, which are faster and easier to manage. In other words — Splitting up a large table of data horizontally i.e. row-wise.</w:t>
+      </w:r>
+    </w:p>
+    <w:p>
+      <w:pPr>
+        <w:rPr>
+          <w:lang w:val="en-US"/>
+        </w:rPr>
+      </w:pPr>
+    </w:p>
+    <w:p>
+      <w:pPr>
+        <w:pStyle w:val="Heading1"/>
+        <w:rPr>
+          <w:lang w:val="en-US"/>
+        </w:rPr>
+      </w:pPr>
+      <w:bookmarkStart w:id="19" w:name="_Toc146622943"/>
+      <w:r>
+        <w:rPr>
+          <w:lang w:val="en-US"/>
+        </w:rPr>
+        <w:t>Saga vs 2PC</w:t>
+      </w:r>
+      <w:bookmarkEnd w:id="19"/>
+    </w:p>
+    <w:p>
+      <w:pPr>
+        <w:rPr>
+          <w:lang w:val="en-US"/>
+        </w:rPr>
+      </w:pPr>
       <w:r>
         <w:rPr>
           <w:b/>
           <w:bCs/>
           <w:lang w:val="en-US"/>
         </w:rPr>
-        <w:t> </w:t>
-      </w:r>
-      <w:r>
-        <w:rPr>
-          <w:lang w:val="en-US"/>
-        </w:rPr>
-        <w:t xml:space="preserve">(Horizontal Partitioning)— A type of horizontal partitioning that splits large databases into smaller components, which are faster and easier to manage. In other words — Splitting up a large table of data horizontally </w:t>
-      </w:r>
-      <w:proofErr w:type="gramStart"/>
-      <w:r>
-        <w:rPr>
-          <w:lang w:val="en-US"/>
-        </w:rPr>
-        <w:t>i.e.</w:t>
-      </w:r>
-      <w:proofErr w:type="gramEnd"/>
-      <w:r>
-        <w:rPr>
-          <w:lang w:val="en-US"/>
-        </w:rPr>
-        <w:t xml:space="preserve"> row-wise.</w:t>
-      </w:r>
-    </w:p>
-    <w:p>
-      <w:pPr>
-        <w:rPr>
-          <w:lang w:val="en-US"/>
-        </w:rPr>
-      </w:pPr>
-    </w:p>
-    <w:p>
-      <w:pPr>
-        <w:pStyle w:val="Heading1"/>
-        <w:rPr>
-          <w:lang w:val="en-US"/>
-        </w:rPr>
-      </w:pPr>
-      <w:bookmarkStart w:id="19" w:name="_Toc146622943"/>
-      <w:r>
-        <w:rPr>
-          <w:lang w:val="en-US"/>
-        </w:rPr>
-        <w:t>Saga vs 2PC</w:t>
-      </w:r>
-      <w:bookmarkEnd w:id="19"/>
-    </w:p>
-    <w:p>
-      <w:pPr>
-        <w:rPr>
-          <w:lang w:val="en-US"/>
-        </w:rPr>
-      </w:pPr>
+        <w:t xml:space="preserve">The Two-Phase Commit (2PC) </w:t>
+      </w:r>
+      <w:r>
+        <w:rPr>
+          <w:lang w:val="en-US"/>
+        </w:rPr>
+        <w:t>ensure that all nodes in a distributed</w:t>
+      </w:r>
       <w:r>
         <w:rPr>
           <w:b/>
           <w:bCs/>
           <w:lang w:val="en-US"/>
         </w:rPr>
-        <w:t xml:space="preserve">The Two-Phase Commit (2PC) </w:t>
-      </w:r>
-      <w:r>
-        <w:rPr>
-          <w:lang w:val="en-US"/>
-        </w:rPr>
-        <w:t>ensure that all nodes in a distributed</w:t>
+        <w:t> system agree to commit or abort a transaction</w:t>
+      </w:r>
+      <w:r>
+        <w:rPr>
+          <w:lang w:val="en-US"/>
+        </w:rPr>
+        <w:t>.</w:t>
+      </w:r>
+    </w:p>
+    <w:p>
+      <w:pPr>
+        <w:rPr>
+          <w:lang w:val="en-US"/>
+        </w:rPr>
+      </w:pPr>
+      <w:r>
+        <w:rPr>
+          <w:lang w:val="en-US"/>
+        </w:rPr>
+        <w:t xml:space="preserve">It </w:t>
+      </w:r>
+      <w:r>
+        <w:rPr>
+          <w:lang w:val="en-US"/>
+        </w:rPr>
+        <w:t>works by coordinating transactions between a coordinator node and multiple participant nodes. The coordinator sends a request to the participants to prepare for the transaction, and once all participants respond with a positive acknowledgement, the coordinator sends a commit message to each participant to </w:t>
       </w:r>
       <w:r>
         <w:rPr>
@@ -7538,7 +6963,7 @@
           <w:bCs/>
           <w:lang w:val="en-US"/>
         </w:rPr>
-        <w:t> system agree to commit or abort a transaction</w:t>
+        <w:t>commit the transaction</w:t>
       </w:r>
       <w:r>
         <w:rPr>
@@ -7557,41 +6982,30 @@
         <w:rPr>
           <w:lang w:val="en-US"/>
         </w:rPr>
-        <w:t xml:space="preserve">It </w:t>
-      </w:r>
-      <w:r>
-        <w:rPr>
-          <w:lang w:val="en-US"/>
-        </w:rPr>
-        <w:t>works by coordinating transactions between a coordinator node and multiple participant nodes. The coordinator sends a request to the participants to prepare for the transaction, and once all participants respond with a positive acknowledgement, the coordinator sends a commit message to each participant to </w:t>
-      </w:r>
+        <w:t>If any participant fails to respond or sends a negative acknowledgement, the coordinator sends an abort message to all participants, and the transaction is rolled back.</w:t>
+      </w:r>
+    </w:p>
+    <w:p>
+      <w:pPr>
+        <w:rPr>
+          <w:lang w:val="en-US"/>
+        </w:rPr>
+      </w:pPr>
       <w:r>
         <w:rPr>
           <w:b/>
           <w:bCs/>
           <w:lang w:val="en-US"/>
         </w:rPr>
-        <w:t>commit the transaction</w:t>
-      </w:r>
-      <w:r>
-        <w:rPr>
-          <w:lang w:val="en-US"/>
-        </w:rPr>
-        <w:t>.</w:t>
-      </w:r>
-    </w:p>
-    <w:p>
-      <w:pPr>
-        <w:rPr>
-          <w:lang w:val="en-US"/>
-        </w:rPr>
-      </w:pPr>
-      <w:r>
-        <w:rPr>
-          <w:lang w:val="en-US"/>
-        </w:rPr>
-        <w:t>If any participant fails to respond or sends a negative acknowledgement, the coordinator sends an abort message to all participants, and the transaction is rolled back.</w:t>
-      </w:r>
+        <w:t>2PC guarantees that all nodes will commit or abort a transaction, but it can be slow and vulnerable to failure.</w:t>
+      </w:r>
+    </w:p>
+    <w:p>
+      <w:pPr>
+        <w:rPr>
+          <w:lang w:val="en-US"/>
+        </w:rPr>
+      </w:pPr>
     </w:p>
     <w:p>
       <w:pPr>
@@ -7605,42 +7019,20 @@
           <w:bCs/>
           <w:lang w:val="en-US"/>
         </w:rPr>
-        <w:t>2PC guarantees that all nodes will commit or abort a transaction, but it can be slow and vulnerable to failure.</w:t>
-      </w:r>
-    </w:p>
-    <w:p>
-      <w:pPr>
-        <w:rPr>
-          <w:lang w:val="en-US"/>
-        </w:rPr>
-      </w:pPr>
-    </w:p>
-    <w:p>
-      <w:pPr>
-        <w:rPr>
-          <w:lang w:val="en-US"/>
-        </w:rPr>
-      </w:pPr>
+        <w:t>SAGA</w:t>
+      </w:r>
+      <w:r>
+        <w:rPr>
+          <w:lang w:val="en-US"/>
+        </w:rPr>
+        <w:t xml:space="preserve"> Pattern is for </w:t>
+      </w:r>
       <w:r>
         <w:rPr>
           <w:b/>
           <w:bCs/>
           <w:lang w:val="en-US"/>
         </w:rPr>
-        <w:t>SAGA</w:t>
-      </w:r>
-      <w:r>
-        <w:rPr>
-          <w:lang w:val="en-US"/>
-        </w:rPr>
-        <w:t xml:space="preserve"> Pattern is for </w:t>
-      </w:r>
-      <w:r>
-        <w:rPr>
-          <w:b/>
-          <w:bCs/>
-          <w:lang w:val="en-US"/>
-        </w:rPr>
         <w:t>managing long-lived transactions in a distributed system</w:t>
       </w:r>
       <w:r>
@@ -7678,19 +7070,11 @@
         </w:rPr>
       </w:pPr>
       <w:bookmarkStart w:id="20" w:name="_Toc146622944"/>
-      <w:proofErr w:type="spellStart"/>
-      <w:r>
-        <w:rPr>
-          <w:lang w:val="en-US"/>
-        </w:rPr>
-        <w:t>GraphQL</w:t>
-      </w:r>
-      <w:proofErr w:type="spellEnd"/>
-      <w:r>
-        <w:rPr>
-          <w:lang w:val="en-US"/>
-        </w:rPr>
-        <w:t xml:space="preserve"> vs GRPC vs REST</w:t>
+      <w:r>
+        <w:rPr>
+          <w:lang w:val="en-US"/>
+        </w:rPr>
+        <w:t>GraphQL vs GRPC vs REST</w:t>
       </w:r>
       <w:bookmarkEnd w:id="20"/>
     </w:p>
@@ -7733,7 +7117,6 @@
           <w:color w:val="000000"/>
           <w:lang w:val="en-US"/>
         </w:rPr>
-        <w:lastRenderedPageBreak/>
         <w:t>Representational State Transfer</w:t>
       </w:r>
       <w:r>
@@ -7974,7 +7357,6 @@
           <w:lang w:val="en-US"/>
         </w:rPr>
       </w:pPr>
-      <w:proofErr w:type="spellStart"/>
       <w:r>
         <w:rPr>
           <w:rFonts w:ascii="IBM Plex Sans" w:hAnsi="IBM Plex Sans"/>
@@ -7986,7 +7368,6 @@
         </w:rPr>
         <w:t>GraphQL</w:t>
       </w:r>
-      <w:proofErr w:type="spellEnd"/>
       <w:r>
         <w:rPr>
           <w:rFonts w:ascii="IBM Plex Sans" w:hAnsi="IBM Plex Sans"/>
@@ -8013,19 +7394,18 @@
           <w:shd w:val="clear" w:color="auto" w:fill="FFFFFF"/>
           <w:lang w:val="en-US"/>
         </w:rPr>
-        <w:t xml:space="preserve">is a query language for APIs allows you to retrieve all the data you need in a single </w:t>
-      </w:r>
-      <w:proofErr w:type="gramStart"/>
-      <w:r>
+        <w:t>is a query language for APIs allows you to retrieve all the data you need in a single request. This makes it much more efficient, especially when dealing with large amounts of data.</w:t>
+      </w:r>
+    </w:p>
+    <w:p>
+      <w:pPr>
         <w:rPr>
           <w:rFonts w:ascii="IBM Plex Sans" w:hAnsi="IBM Plex Sans"/>
           <w:color w:val="000000"/>
           <w:shd w:val="clear" w:color="auto" w:fill="FFFFFF"/>
           <w:lang w:val="en-US"/>
         </w:rPr>
-        <w:t>request.</w:t>
-      </w:r>
-      <w:proofErr w:type="gramEnd"/>
+      </w:pPr>
       <w:r>
         <w:rPr>
           <w:rFonts w:ascii="IBM Plex Sans" w:hAnsi="IBM Plex Sans"/>
@@ -8033,66 +7413,7 @@
           <w:shd w:val="clear" w:color="auto" w:fill="FFFFFF"/>
           <w:lang w:val="en-US"/>
         </w:rPr>
-        <w:t xml:space="preserve"> This makes it much more efficient, especially when dealing with large amounts of data.</w:t>
-      </w:r>
-    </w:p>
-    <w:p>
-      <w:pPr>
-        <w:rPr>
-          <w:rFonts w:ascii="IBM Plex Sans" w:hAnsi="IBM Plex Sans"/>
-          <w:color w:val="000000"/>
-          <w:shd w:val="clear" w:color="auto" w:fill="FFFFFF"/>
-          <w:lang w:val="en-US"/>
-        </w:rPr>
-      </w:pPr>
-      <w:r>
-        <w:rPr>
-          <w:rFonts w:ascii="IBM Plex Sans" w:hAnsi="IBM Plex Sans"/>
-          <w:color w:val="000000"/>
-          <w:shd w:val="clear" w:color="auto" w:fill="FFFFFF"/>
-          <w:lang w:val="en-US"/>
-        </w:rPr>
-        <w:t xml:space="preserve">Another advantage of </w:t>
-      </w:r>
-      <w:proofErr w:type="spellStart"/>
-      <w:r>
-        <w:rPr>
-          <w:rFonts w:ascii="IBM Plex Sans" w:hAnsi="IBM Plex Sans"/>
-          <w:color w:val="000000"/>
-          <w:shd w:val="clear" w:color="auto" w:fill="FFFFFF"/>
-          <w:lang w:val="en-US"/>
-        </w:rPr>
-        <w:t>GraphQL</w:t>
-      </w:r>
-      <w:proofErr w:type="spellEnd"/>
-      <w:r>
-        <w:rPr>
-          <w:rFonts w:ascii="IBM Plex Sans" w:hAnsi="IBM Plex Sans"/>
-          <w:color w:val="000000"/>
-          <w:shd w:val="clear" w:color="auto" w:fill="FFFFFF"/>
-          <w:lang w:val="en-US"/>
-        </w:rPr>
-        <w:t xml:space="preserve"> is its flexibility. With REST, the server dictates what data is returned, but with </w:t>
-      </w:r>
-      <w:proofErr w:type="spellStart"/>
-      <w:r>
-        <w:rPr>
-          <w:rFonts w:ascii="IBM Plex Sans" w:hAnsi="IBM Plex Sans"/>
-          <w:color w:val="000000"/>
-          <w:shd w:val="clear" w:color="auto" w:fill="FFFFFF"/>
-          <w:lang w:val="en-US"/>
-        </w:rPr>
-        <w:t>GraphQL</w:t>
-      </w:r>
-      <w:proofErr w:type="spellEnd"/>
-      <w:r>
-        <w:rPr>
-          <w:rFonts w:ascii="IBM Plex Sans" w:hAnsi="IBM Plex Sans"/>
-          <w:color w:val="000000"/>
-          <w:shd w:val="clear" w:color="auto" w:fill="FFFFFF"/>
-          <w:lang w:val="en-US"/>
-        </w:rPr>
-        <w:t xml:space="preserve">, the client specifies what data it needs. </w:t>
+        <w:t xml:space="preserve">Another advantage of GraphQL is its flexibility. With REST, the server dictates what data is returned, but with GraphQL, the client specifies what data it needs. </w:t>
       </w:r>
     </w:p>
     <w:p>
@@ -8144,7 +7465,6 @@
           <w:lang w:val="en-US"/>
         </w:rPr>
       </w:pPr>
-      <w:proofErr w:type="spellStart"/>
       <w:r>
         <w:rPr>
           <w:rFonts w:ascii="IBM Plex Sans" w:hAnsi="IBM Plex Sans"/>
@@ -8156,7 +7476,6 @@
         </w:rPr>
         <w:t>gRPC</w:t>
       </w:r>
-      <w:proofErr w:type="spellEnd"/>
       <w:r>
         <w:rPr>
           <w:rFonts w:ascii="IBM Plex Sans" w:hAnsi="IBM Plex Sans"/>
@@ -8212,47 +7531,7 @@
           <w:shd w:val="clear" w:color="auto" w:fill="FFFFFF"/>
           <w:lang w:val="en-US"/>
         </w:rPr>
-        <w:t xml:space="preserve">, which makes it much more efficient than REST or </w:t>
-      </w:r>
-      <w:proofErr w:type="spellStart"/>
-      <w:r>
-        <w:rPr>
-          <w:rFonts w:ascii="IBM Plex Sans" w:hAnsi="IBM Plex Sans"/>
-          <w:color w:val="000000"/>
-          <w:shd w:val="clear" w:color="auto" w:fill="FFFFFF"/>
-          <w:lang w:val="en-US"/>
-        </w:rPr>
-        <w:t>GraphQL</w:t>
-      </w:r>
-      <w:proofErr w:type="spellEnd"/>
-      <w:r>
-        <w:rPr>
-          <w:rFonts w:ascii="IBM Plex Sans" w:hAnsi="IBM Plex Sans"/>
-          <w:color w:val="000000"/>
-          <w:shd w:val="clear" w:color="auto" w:fill="FFFFFF"/>
-          <w:lang w:val="en-US"/>
-        </w:rPr>
-        <w:t xml:space="preserve">, especially for large payloads. Second, </w:t>
-      </w:r>
-      <w:proofErr w:type="spellStart"/>
-      <w:r>
-        <w:rPr>
-          <w:rFonts w:ascii="IBM Plex Sans" w:hAnsi="IBM Plex Sans"/>
-          <w:color w:val="000000"/>
-          <w:shd w:val="clear" w:color="auto" w:fill="FFFFFF"/>
-          <w:lang w:val="en-US"/>
-        </w:rPr>
-        <w:t>gRPC</w:t>
-      </w:r>
-      <w:proofErr w:type="spellEnd"/>
-      <w:r>
-        <w:rPr>
-          <w:rFonts w:ascii="IBM Plex Sans" w:hAnsi="IBM Plex Sans"/>
-          <w:color w:val="000000"/>
-          <w:shd w:val="clear" w:color="auto" w:fill="FFFFFF"/>
-          <w:lang w:val="en-US"/>
-        </w:rPr>
-        <w:t xml:space="preserve"> uses protocol buffers for its serialization, which is a language-agnostic way of serializing structured data. This means you can easily generate client libraries in a variety of languages.</w:t>
+        <w:t>, which makes it much more efficient than REST or GraphQL, especially for large payloads. Second, gRPC uses protocol buffers for its serialization, which is a language-agnostic way of serializing structured data. This means you can easily generate client libraries in a variety of languages.</w:t>
       </w:r>
     </w:p>
     <w:p>
@@ -8385,7 +7664,6 @@
         </w:rPr>
         <w:t xml:space="preserve"> and </w:t>
       </w:r>
-      <w:proofErr w:type="spellStart"/>
       <w:r>
         <w:rPr>
           <w:rFonts w:ascii="IBM Plex Sans" w:hAnsi="IBM Plex Sans"/>
@@ -8397,7 +7675,6 @@
         </w:rPr>
         <w:t>GraphQL</w:t>
       </w:r>
-      <w:proofErr w:type="spellEnd"/>
       <w:r>
         <w:rPr>
           <w:rFonts w:ascii="IBM Plex Sans" w:hAnsi="IBM Plex Sans"/>
@@ -8654,7 +7931,6 @@
         <w:rPr>
           <w:lang w:val="en-US"/>
         </w:rPr>
-        <w:lastRenderedPageBreak/>
         <w:t xml:space="preserve">When </w:t>
       </w:r>
       <w:r>
@@ -8667,21 +7943,7 @@
         <w:rPr>
           <w:lang w:val="en-US"/>
         </w:rPr>
-        <w:t xml:space="preserve"> use </w:t>
-      </w:r>
-      <w:proofErr w:type="spellStart"/>
-      <w:r>
-        <w:rPr>
-          <w:lang w:val="en-US"/>
-        </w:rPr>
-        <w:t>GraphQL</w:t>
-      </w:r>
-      <w:proofErr w:type="spellEnd"/>
-      <w:r>
-        <w:rPr>
-          <w:lang w:val="en-US"/>
-        </w:rPr>
-        <w:t>?</w:t>
+        <w:t xml:space="preserve"> use GraphQL?</w:t>
       </w:r>
       <w:bookmarkEnd w:id="22"/>
     </w:p>
@@ -8691,19 +7953,11 @@
           <w:lang w:val="en-US"/>
         </w:rPr>
       </w:pPr>
-      <w:proofErr w:type="spellStart"/>
-      <w:r>
-        <w:rPr>
-          <w:lang w:val="en-US"/>
-        </w:rPr>
-        <w:t>GraphQL</w:t>
-      </w:r>
-      <w:proofErr w:type="spellEnd"/>
-      <w:r>
-        <w:rPr>
-          <w:lang w:val="en-US"/>
-        </w:rPr>
-        <w:t xml:space="preserve"> is ideal for situations where:</w:t>
+      <w:r>
+        <w:rPr>
+          <w:lang w:val="en-US"/>
+        </w:rPr>
+        <w:t>GraphQL is ideal for situations where:</w:t>
       </w:r>
     </w:p>
     <w:p>
@@ -8767,21 +8021,7 @@
         <w:rPr>
           <w:lang w:val="en-US"/>
         </w:rPr>
-        <w:t xml:space="preserve">Some common use cases for </w:t>
-      </w:r>
-      <w:proofErr w:type="spellStart"/>
-      <w:r>
-        <w:rPr>
-          <w:lang w:val="en-US"/>
-        </w:rPr>
-        <w:t>GraphQL</w:t>
-      </w:r>
-      <w:proofErr w:type="spellEnd"/>
-      <w:r>
-        <w:rPr>
-          <w:lang w:val="en-US"/>
-        </w:rPr>
-        <w:t xml:space="preserve"> include:</w:t>
+        <w:t>Some common use cases for GraphQL include:</w:t>
       </w:r>
     </w:p>
     <w:p>
@@ -8815,21 +8055,7 @@
         <w:rPr>
           <w:lang w:val="en-US"/>
         </w:rPr>
-        <w:t xml:space="preserve">Providing a flexible API that can evolve over time without breaking existing clients (while this is also possible with REST, it’s much easier to do with </w:t>
-      </w:r>
-      <w:proofErr w:type="spellStart"/>
-      <w:r>
-        <w:rPr>
-          <w:lang w:val="en-US"/>
-        </w:rPr>
-        <w:t>GraphQL</w:t>
-      </w:r>
-      <w:proofErr w:type="spellEnd"/>
-      <w:r>
-        <w:rPr>
-          <w:lang w:val="en-US"/>
-        </w:rPr>
-        <w:t>).</w:t>
+        <w:t>Providing a flexible API that can evolve over time without breaking existing clients (while this is also possible with REST, it’s much easier to do with GraphQL).</w:t>
       </w:r>
     </w:p>
     <w:p>
@@ -8846,6 +8072,7 @@
         <w:rPr>
           <w:lang w:val="en-US"/>
         </w:rPr>
+        <w:lastRenderedPageBreak/>
         <w:t>Allowing clients to query for exactly the data they need, reducing the amount of data transmitted over the network. Which can be a major benefit if your app is used on slow mobile networks, or by users located in remote areas where the connection isn’t always that stable.</w:t>
       </w:r>
     </w:p>
@@ -8873,21 +8100,7 @@
         <w:rPr>
           <w:lang w:val="en-US"/>
         </w:rPr>
-        <w:t>use </w:t>
-      </w:r>
-      <w:proofErr w:type="spellStart"/>
-      <w:r>
-        <w:rPr>
-          <w:lang w:val="en-US"/>
-        </w:rPr>
-        <w:t>gRPC</w:t>
-      </w:r>
-      <w:proofErr w:type="spellEnd"/>
-      <w:r>
-        <w:rPr>
-          <w:lang w:val="en-US"/>
-        </w:rPr>
-        <w:t>?</w:t>
+        <w:t>use gRPC?</w:t>
       </w:r>
       <w:bookmarkEnd w:id="23"/>
     </w:p>
@@ -8897,19 +8110,11 @@
           <w:lang w:val="en-US"/>
         </w:rPr>
       </w:pPr>
-      <w:proofErr w:type="spellStart"/>
-      <w:r>
-        <w:rPr>
-          <w:lang w:val="en-US"/>
-        </w:rPr>
-        <w:t>gRPC</w:t>
-      </w:r>
-      <w:proofErr w:type="spellEnd"/>
-      <w:r>
-        <w:rPr>
-          <w:lang w:val="en-US"/>
-        </w:rPr>
-        <w:t xml:space="preserve"> shines in situations where:</w:t>
+      <w:r>
+        <w:rPr>
+          <w:lang w:val="en-US"/>
+        </w:rPr>
+        <w:t>gRPC shines in situations where:</w:t>
       </w:r>
     </w:p>
     <w:p>
@@ -8990,21 +8195,7 @@
         <w:rPr>
           <w:lang w:val="en-US"/>
         </w:rPr>
-        <w:t xml:space="preserve">Some common use cases for </w:t>
-      </w:r>
-      <w:proofErr w:type="spellStart"/>
-      <w:r>
-        <w:rPr>
-          <w:lang w:val="en-US"/>
-        </w:rPr>
-        <w:t>gRPC</w:t>
-      </w:r>
-      <w:proofErr w:type="spellEnd"/>
-      <w:r>
-        <w:rPr>
-          <w:lang w:val="en-US"/>
-        </w:rPr>
-        <w:t xml:space="preserve"> include:</w:t>
+        <w:t>Some common use cases for gRPC include:</w:t>
       </w:r>
     </w:p>
     <w:p>
@@ -9087,7 +8278,7 @@
           <w:lang w:val="en-US"/>
         </w:rPr>
       </w:pPr>
-      <w:hyperlink r:id="rId29" w:history="1">
+      <w:hyperlink r:id="rId30" w:history="1">
         <w:r>
           <w:rPr>
             <w:rStyle w:val="Hyperlink"/>
@@ -9103,7 +8294,7 @@
           <w:lang w:val="en-US"/>
         </w:rPr>
       </w:pPr>
-      <w:hyperlink r:id="rId30" w:history="1">
+      <w:hyperlink r:id="rId31" w:history="1">
         <w:r>
           <w:rPr>
             <w:rStyle w:val="Hyperlink"/>
@@ -9119,7 +8310,7 @@
           <w:lang w:val="en-US"/>
         </w:rPr>
       </w:pPr>
-      <w:hyperlink r:id="rId31" w:history="1">
+      <w:hyperlink r:id="rId32" w:history="1">
         <w:r>
           <w:rPr>
             <w:rStyle w:val="Hyperlink"/>
@@ -9204,16 +8395,9 @@
         <w:rPr>
           <w:lang w:val="en-US"/>
         </w:rPr>
-        <w:t xml:space="preserve">A typical example of a message processing architecture is a Message Queue. Though most newer projects use stream processing (as described below), architectures using message (or event) queues are still popular. Message queues typically use a “store and forward” system of brokers where events travel from broker to broker until they </w:t>
-      </w:r>
-      <w:r>
-        <w:rPr>
-          <w:lang w:val="en-US"/>
-        </w:rPr>
-        <w:lastRenderedPageBreak/>
-        <w:t>reach the appropriate consumer.</w:t>
-      </w:r>
-      <w:hyperlink r:id="rId32" w:tgtFrame="_blank" w:history="1">
+        <w:t>A typical example of a message processing architecture is a Message Queue. Though most newer projects use stream processing (as described below), architectures using message (or event) queues are still popular. Message queues typically use a “store and forward” system of brokers where events travel from broker to broker until they reach the appropriate consumer.</w:t>
+      </w:r>
+      <w:hyperlink r:id="rId33" w:tgtFrame="_blank" w:history="1">
         <w:r>
           <w:rPr>
             <w:rStyle w:val="Hyperlink"/>
@@ -9228,7 +8412,7 @@
         </w:rPr>
         <w:t> and</w:t>
       </w:r>
-      <w:hyperlink r:id="rId33" w:tgtFrame="_blank" w:history="1">
+      <w:hyperlink r:id="rId34" w:tgtFrame="_blank" w:history="1">
         <w:r>
           <w:rPr>
             <w:rStyle w:val="Hyperlink"/>
@@ -9295,6 +8479,7 @@
         <w:rPr>
           <w:lang w:val="en-US"/>
         </w:rPr>
+        <w:lastRenderedPageBreak/>
         <w:t>With stream processing, a system can reproduce a history of events, come online after the event occurred and still react to it, and even perform sliding window computations. For example, it could calculate the average CPU usage per minute from a stream of per-second events.</w:t>
       </w:r>
     </w:p>
@@ -9310,7 +8495,7 @@
         </w:rPr>
         <w:t>One of the most popular stream processing frameworks is</w:t>
       </w:r>
-      <w:hyperlink r:id="rId34" w:tgtFrame="_blank" w:history="1">
+      <w:hyperlink r:id="rId35" w:tgtFrame="_blank" w:history="1">
         <w:r>
           <w:rPr>
             <w:rStyle w:val="Hyperlink"/>
@@ -9556,21 +8741,7 @@
         <w:rPr>
           <w:lang w:val="en-US"/>
         </w:rPr>
-        <w:t xml:space="preserve">Events should be specific in that they model a single business process. It should be possible to understand what an event means from the title alone – </w:t>
-      </w:r>
-      <w:proofErr w:type="gramStart"/>
-      <w:r>
-        <w:rPr>
-          <w:lang w:val="en-US"/>
-        </w:rPr>
-        <w:t>e.g.</w:t>
-      </w:r>
-      <w:proofErr w:type="gramEnd"/>
-      <w:r>
-        <w:rPr>
-          <w:lang w:val="en-US"/>
-        </w:rPr>
-        <w:t xml:space="preserve"> order placed. </w:t>
+        <w:t xml:space="preserve">Events should be specific in that they model a single business process. It should be possible to understand what an event means from the title alone – e.g. order placed. </w:t>
       </w:r>
     </w:p>
     <w:p>
@@ -9613,7 +8784,6 @@
           <w:bCs/>
           <w:lang w:val="en-US"/>
         </w:rPr>
-        <w:lastRenderedPageBreak/>
         <w:t>Depending on guaranteed order, delivery, or side effects </w:t>
       </w:r>
     </w:p>
@@ -9670,6 +8840,7 @@
           <w:bCs/>
           <w:lang w:val="en-US"/>
         </w:rPr>
+        <w:lastRenderedPageBreak/>
         <w:t>Expecting event-driven to fix everything</w:t>
       </w:r>
     </w:p>
@@ -10030,7 +9201,6 @@
         </w:rPr>
       </w:pPr>
       <w:bookmarkStart w:id="31" w:name="_Toc146622955"/>
-      <w:proofErr w:type="spellStart"/>
       <w:r>
         <w:rPr>
           <w:rFonts w:ascii="Fira Sans" w:hAnsi="Fira Sans"/>
@@ -10038,30 +9208,9 @@
           <w:bCs/>
           <w:color w:val="333333"/>
         </w:rPr>
-        <w:t>Repeatable</w:t>
-      </w:r>
-      <w:proofErr w:type="spellEnd"/>
-      <w:r>
-        <w:rPr>
-          <w:rFonts w:ascii="Fira Sans" w:hAnsi="Fira Sans"/>
-          <w:b/>
-          <w:bCs/>
-          <w:color w:val="333333"/>
-        </w:rPr>
-        <w:t xml:space="preserve"> </w:t>
-      </w:r>
-      <w:proofErr w:type="spellStart"/>
-      <w:r>
-        <w:rPr>
-          <w:rFonts w:ascii="Fira Sans" w:hAnsi="Fira Sans"/>
-          <w:b/>
-          <w:bCs/>
-          <w:color w:val="333333"/>
-        </w:rPr>
-        <w:t>read</w:t>
+        <w:t>Repeatable read</w:t>
       </w:r>
       <w:bookmarkEnd w:id="31"/>
-      <w:proofErr w:type="spellEnd"/>
     </w:p>
     <w:p>
       <w:pPr>
@@ -10134,7 +9283,6 @@
         </w:rPr>
       </w:pPr>
       <w:bookmarkStart w:id="32" w:name="_Toc146622956"/>
-      <w:proofErr w:type="spellStart"/>
       <w:r>
         <w:rPr>
           <w:rFonts w:ascii="Fira Sans" w:hAnsi="Fira Sans"/>
@@ -10145,7 +9293,6 @@
         <w:t>Serializable</w:t>
       </w:r>
       <w:bookmarkEnd w:id="32"/>
-      <w:proofErr w:type="spellEnd"/>
     </w:p>
     <w:p>
       <w:pPr>
@@ -10195,23 +9342,13 @@
           <w:lang w:val="en-US"/>
         </w:rPr>
       </w:pPr>
-      <w:proofErr w:type="spellStart"/>
       <w:r>
         <w:rPr>
           <w:rFonts w:ascii="Arial" w:hAnsi="Arial" w:cs="Arial"/>
           <w:color w:val="333333"/>
           <w:shd w:val="clear" w:color="auto" w:fill="FFFFFF"/>
         </w:rPr>
-        <w:t>Лок</w:t>
-      </w:r>
-      <w:proofErr w:type="spellEnd"/>
-      <w:r>
-        <w:rPr>
-          <w:rFonts w:ascii="Arial" w:hAnsi="Arial" w:cs="Arial"/>
-          <w:color w:val="333333"/>
-          <w:shd w:val="clear" w:color="auto" w:fill="FFFFFF"/>
-        </w:rPr>
-        <w:t xml:space="preserve"> на таблицу</w:t>
+        <w:t>Лок на таблицу</w:t>
       </w:r>
     </w:p>
     <w:sectPr>
@@ -10225,7 +9362,7 @@
 </file>
 
 <file path=word/numbering.xml><?xml version="1.0" encoding="utf-8"?>
-<w:numbering xmlns:wpc="http://schemas.microsoft.com/office/word/2010/wordprocessingCanvas" xmlns:cx="http://schemas.microsoft.com/office/drawing/2014/chartex" xmlns:cx1="http://schemas.microsoft.com/office/drawing/2015/9/8/chartex" xmlns:cx2="http://schemas.microsoft.com/office/drawing/2015/10/21/chartex" xmlns:cx3="http://schemas.microsoft.com/office/drawing/2016/5/9/chartex" xmlns:cx4="http://schemas.microsoft.com/office/drawing/2016/5/10/chartex" xmlns:cx5="http://schemas.microsoft.com/office/drawing/2016/5/11/chartex" xmlns:cx6="http://schemas.microsoft.com/office/drawing/2016/5/12/chartex" xmlns:cx7="http://schemas.microsoft.com/office/drawing/2016/5/13/chartex" xmlns:cx8="http://schemas.microsoft.com/office/drawing/2016/5/14/chartex" xmlns:mc="http://schemas.openxmlformats.org/markup-compatibility/2006" xmlns:aink="http://schemas.microsoft.com/office/drawing/2016/ink" xmlns:am3d="http://schemas.microsoft.com/office/drawing/2017/model3d" xmlns:o="urn:schemas-microsoft-com:office:office" xmlns:r="http://schemas.openxmlformats.org/officeDocument/2006/relationships" xmlns:m="http://schemas.openxmlformats.org/officeDocument/2006/math" xmlns:v="urn:schemas-microsoft-com:vml" xmlns:wp14="http://schemas.microsoft.com/office/word/2010/wordprocessingDrawing" xmlns:wp="http://schemas.openxmlformats.org/drawingml/2006/wordprocessingDrawing" xmlns:w10="urn:schemas-microsoft-com:office:word" xmlns:w="http://schemas.openxmlformats.org/wordprocessingml/2006/main" xmlns:w14="http://schemas.microsoft.com/office/word/2010/wordml" xmlns:w15="http://schemas.microsoft.com/office/word/2012/wordml" xmlns:w16cex="http://schemas.microsoft.com/office/word/2018/wordml/cex" xmlns:w16cid="http://schemas.microsoft.com/office/word/2016/wordml/cid" xmlns:w16="http://schemas.microsoft.com/office/word/2018/wordml" xmlns:w16sdtdh="http://schemas.microsoft.com/office/word/2020/wordml/sdtdatahash" xmlns:w16se="http://schemas.microsoft.com/office/word/2015/wordml/symex" xmlns:wpg="http://schemas.microsoft.com/office/word/2010/wordprocessingGroup" xmlns:wpi="http://schemas.microsoft.com/office/word/2010/wordprocessingInk" xmlns:wne="http://schemas.microsoft.com/office/word/2006/wordml" xmlns:wps="http://schemas.microsoft.com/office/word/2010/wordprocessingShape" mc:Ignorable="w14 w15 w16se w16cid w16 w16cex w16sdtdh wp14">
+<w:numbering xmlns:wpc="http://schemas.microsoft.com/office/word/2010/wordprocessingCanvas" xmlns:cx="http://schemas.microsoft.com/office/drawing/2014/chartex" xmlns:cx1="http://schemas.microsoft.com/office/drawing/2015/9/8/chartex" xmlns:cx2="http://schemas.microsoft.com/office/drawing/2015/10/21/chartex" xmlns:cx3="http://schemas.microsoft.com/office/drawing/2016/5/9/chartex" xmlns:cx4="http://schemas.microsoft.com/office/drawing/2016/5/10/chartex" xmlns:cx5="http://schemas.microsoft.com/office/drawing/2016/5/11/chartex" xmlns:cx6="http://schemas.microsoft.com/office/drawing/2016/5/12/chartex" xmlns:cx7="http://schemas.microsoft.com/office/drawing/2016/5/13/chartex" xmlns:cx8="http://schemas.microsoft.com/office/drawing/2016/5/14/chartex" xmlns:mc="http://schemas.openxmlformats.org/markup-compatibility/2006" xmlns:aink="http://schemas.microsoft.com/office/drawing/2016/ink" xmlns:am3d="http://schemas.microsoft.com/office/drawing/2017/model3d" xmlns:o="urn:schemas-microsoft-com:office:office" xmlns:oel="http://schemas.microsoft.com/office/2019/extlst" xmlns:r="http://schemas.openxmlformats.org/officeDocument/2006/relationships" xmlns:m="http://schemas.openxmlformats.org/officeDocument/2006/math" xmlns:v="urn:schemas-microsoft-com:vml" xmlns:wp14="http://schemas.microsoft.com/office/word/2010/wordprocessingDrawing" xmlns:wp="http://schemas.openxmlformats.org/drawingml/2006/wordprocessingDrawing" xmlns:w10="urn:schemas-microsoft-com:office:word" xmlns:w="http://schemas.openxmlformats.org/wordprocessingml/2006/main" xmlns:w14="http://schemas.microsoft.com/office/word/2010/wordml" xmlns:w15="http://schemas.microsoft.com/office/word/2012/wordml" xmlns:w16cex="http://schemas.microsoft.com/office/word/2018/wordml/cex" xmlns:w16cid="http://schemas.microsoft.com/office/word/2016/wordml/cid" xmlns:w16="http://schemas.microsoft.com/office/word/2018/wordml" xmlns:w16sdtdh="http://schemas.microsoft.com/office/word/2020/wordml/sdtdatahash" xmlns:w16se="http://schemas.microsoft.com/office/word/2015/wordml/symex" xmlns:wpg="http://schemas.microsoft.com/office/word/2010/wordprocessingGroup" xmlns:wpi="http://schemas.microsoft.com/office/word/2010/wordprocessingInk" xmlns:wne="http://schemas.microsoft.com/office/word/2006/wordml" xmlns:wps="http://schemas.microsoft.com/office/word/2010/wordprocessingShape" mc:Ignorable="w14 w15 w16se w16cid w16 w16cex w16sdtdh wp14">
   <w:abstractNum w:abstractNumId="0" w15:restartNumberingAfterBreak="0">
     <w:nsid w:val="00E61E99"/>
     <w:multiLevelType w:val="multilevel"/>
@@ -13143,68 +12280,253 @@
       </w:rPr>
     </w:lvl>
   </w:abstractNum>
-  <w:num w:numId="1">
+  <w:abstractNum w:abstractNumId="21" w15:restartNumberingAfterBreak="0">
+    <w:nsid w:val="769A4E5D"/>
+    <w:multiLevelType w:val="multilevel"/>
+    <w:tmpl w:val="21FE9144"/>
+    <w:lvl w:ilvl="0">
+      <w:start w:val="1"/>
+      <w:numFmt w:val="bullet"/>
+      <w:lvlText w:val=""/>
+      <w:lvlJc w:val="left"/>
+      <w:pPr>
+        <w:tabs>
+          <w:tab w:val="num" w:pos="720"/>
+        </w:tabs>
+        <w:ind w:left="720" w:hanging="360"/>
+      </w:pPr>
+      <w:rPr>
+        <w:rFonts w:ascii="Symbol" w:hAnsi="Symbol" w:hint="default"/>
+        <w:sz w:val="20"/>
+      </w:rPr>
+    </w:lvl>
+    <w:lvl w:ilvl="1" w:tentative="1">
+      <w:start w:val="1"/>
+      <w:numFmt w:val="bullet"/>
+      <w:lvlText w:val=""/>
+      <w:lvlJc w:val="left"/>
+      <w:pPr>
+        <w:tabs>
+          <w:tab w:val="num" w:pos="1440"/>
+        </w:tabs>
+        <w:ind w:left="1440" w:hanging="360"/>
+      </w:pPr>
+      <w:rPr>
+        <w:rFonts w:ascii="Symbol" w:hAnsi="Symbol" w:hint="default"/>
+        <w:sz w:val="20"/>
+      </w:rPr>
+    </w:lvl>
+    <w:lvl w:ilvl="2" w:tentative="1">
+      <w:start w:val="1"/>
+      <w:numFmt w:val="bullet"/>
+      <w:lvlText w:val=""/>
+      <w:lvlJc w:val="left"/>
+      <w:pPr>
+        <w:tabs>
+          <w:tab w:val="num" w:pos="2160"/>
+        </w:tabs>
+        <w:ind w:left="2160" w:hanging="360"/>
+      </w:pPr>
+      <w:rPr>
+        <w:rFonts w:ascii="Symbol" w:hAnsi="Symbol" w:hint="default"/>
+        <w:sz w:val="20"/>
+      </w:rPr>
+    </w:lvl>
+    <w:lvl w:ilvl="3" w:tentative="1">
+      <w:start w:val="1"/>
+      <w:numFmt w:val="bullet"/>
+      <w:lvlText w:val=""/>
+      <w:lvlJc w:val="left"/>
+      <w:pPr>
+        <w:tabs>
+          <w:tab w:val="num" w:pos="2880"/>
+        </w:tabs>
+        <w:ind w:left="2880" w:hanging="360"/>
+      </w:pPr>
+      <w:rPr>
+        <w:rFonts w:ascii="Symbol" w:hAnsi="Symbol" w:hint="default"/>
+        <w:sz w:val="20"/>
+      </w:rPr>
+    </w:lvl>
+    <w:lvl w:ilvl="4" w:tentative="1">
+      <w:start w:val="1"/>
+      <w:numFmt w:val="bullet"/>
+      <w:lvlText w:val=""/>
+      <w:lvlJc w:val="left"/>
+      <w:pPr>
+        <w:tabs>
+          <w:tab w:val="num" w:pos="3600"/>
+        </w:tabs>
+        <w:ind w:left="3600" w:hanging="360"/>
+      </w:pPr>
+      <w:rPr>
+        <w:rFonts w:ascii="Symbol" w:hAnsi="Symbol" w:hint="default"/>
+        <w:sz w:val="20"/>
+      </w:rPr>
+    </w:lvl>
+    <w:lvl w:ilvl="5" w:tentative="1">
+      <w:start w:val="1"/>
+      <w:numFmt w:val="bullet"/>
+      <w:lvlText w:val=""/>
+      <w:lvlJc w:val="left"/>
+      <w:pPr>
+        <w:tabs>
+          <w:tab w:val="num" w:pos="4320"/>
+        </w:tabs>
+        <w:ind w:left="4320" w:hanging="360"/>
+      </w:pPr>
+      <w:rPr>
+        <w:rFonts w:ascii="Symbol" w:hAnsi="Symbol" w:hint="default"/>
+        <w:sz w:val="20"/>
+      </w:rPr>
+    </w:lvl>
+    <w:lvl w:ilvl="6" w:tentative="1">
+      <w:start w:val="1"/>
+      <w:numFmt w:val="bullet"/>
+      <w:lvlText w:val=""/>
+      <w:lvlJc w:val="left"/>
+      <w:pPr>
+        <w:tabs>
+          <w:tab w:val="num" w:pos="5040"/>
+        </w:tabs>
+        <w:ind w:left="5040" w:hanging="360"/>
+      </w:pPr>
+      <w:rPr>
+        <w:rFonts w:ascii="Symbol" w:hAnsi="Symbol" w:hint="default"/>
+        <w:sz w:val="20"/>
+      </w:rPr>
+    </w:lvl>
+    <w:lvl w:ilvl="7" w:tentative="1">
+      <w:start w:val="1"/>
+      <w:numFmt w:val="bullet"/>
+      <w:lvlText w:val=""/>
+      <w:lvlJc w:val="left"/>
+      <w:pPr>
+        <w:tabs>
+          <w:tab w:val="num" w:pos="5760"/>
+        </w:tabs>
+        <w:ind w:left="5760" w:hanging="360"/>
+      </w:pPr>
+      <w:rPr>
+        <w:rFonts w:ascii="Symbol" w:hAnsi="Symbol" w:hint="default"/>
+        <w:sz w:val="20"/>
+      </w:rPr>
+    </w:lvl>
+    <w:lvl w:ilvl="8" w:tentative="1">
+      <w:start w:val="1"/>
+      <w:numFmt w:val="bullet"/>
+      <w:lvlText w:val=""/>
+      <w:lvlJc w:val="left"/>
+      <w:pPr>
+        <w:tabs>
+          <w:tab w:val="num" w:pos="6480"/>
+        </w:tabs>
+        <w:ind w:left="6480" w:hanging="360"/>
+      </w:pPr>
+      <w:rPr>
+        <w:rFonts w:ascii="Symbol" w:hAnsi="Symbol" w:hint="default"/>
+        <w:sz w:val="20"/>
+      </w:rPr>
+    </w:lvl>
+  </w:abstractNum>
+  <w:num w:numId="1" w16cid:durableId="612127955">
     <w:abstractNumId w:val="15"/>
   </w:num>
-  <w:num w:numId="2">
+  <w:num w:numId="2" w16cid:durableId="848446418">
     <w:abstractNumId w:val="11"/>
   </w:num>
-  <w:num w:numId="3">
+  <w:num w:numId="3" w16cid:durableId="104543622">
     <w:abstractNumId w:val="14"/>
   </w:num>
-  <w:num w:numId="4">
+  <w:num w:numId="4" w16cid:durableId="1525903590">
     <w:abstractNumId w:val="16"/>
   </w:num>
-  <w:num w:numId="5">
+  <w:num w:numId="5" w16cid:durableId="626546457">
     <w:abstractNumId w:val="18"/>
   </w:num>
-  <w:num w:numId="6">
+  <w:num w:numId="6" w16cid:durableId="1548226774">
     <w:abstractNumId w:val="17"/>
   </w:num>
-  <w:num w:numId="7">
+  <w:num w:numId="7" w16cid:durableId="99037027">
     <w:abstractNumId w:val="19"/>
   </w:num>
-  <w:num w:numId="8">
+  <w:num w:numId="8" w16cid:durableId="878903758">
     <w:abstractNumId w:val="13"/>
   </w:num>
-  <w:num w:numId="9">
+  <w:num w:numId="9" w16cid:durableId="2117946548">
     <w:abstractNumId w:val="2"/>
   </w:num>
-  <w:num w:numId="10">
+  <w:num w:numId="10" w16cid:durableId="1571771350">
     <w:abstractNumId w:val="9"/>
   </w:num>
-  <w:num w:numId="11">
+  <w:num w:numId="11" w16cid:durableId="1112473864">
     <w:abstractNumId w:val="1"/>
   </w:num>
-  <w:num w:numId="12">
+  <w:num w:numId="12" w16cid:durableId="90660250">
     <w:abstractNumId w:val="3"/>
   </w:num>
-  <w:num w:numId="13">
+  <w:num w:numId="13" w16cid:durableId="311831509">
     <w:abstractNumId w:val="12"/>
   </w:num>
-  <w:num w:numId="14">
+  <w:num w:numId="14" w16cid:durableId="1952737128">
     <w:abstractNumId w:val="20"/>
   </w:num>
-  <w:num w:numId="15">
+  <w:num w:numId="15" w16cid:durableId="1262569528">
     <w:abstractNumId w:val="6"/>
   </w:num>
-  <w:num w:numId="16">
+  <w:num w:numId="16" w16cid:durableId="114108621">
     <w:abstractNumId w:val="10"/>
   </w:num>
-  <w:num w:numId="17">
+  <w:num w:numId="17" w16cid:durableId="691105083">
     <w:abstractNumId w:val="0"/>
   </w:num>
-  <w:num w:numId="18">
+  <w:num w:numId="18" w16cid:durableId="321935348">
     <w:abstractNumId w:val="8"/>
   </w:num>
-  <w:num w:numId="19">
+  <w:num w:numId="19" w16cid:durableId="1381784378">
     <w:abstractNumId w:val="4"/>
   </w:num>
-  <w:num w:numId="20">
+  <w:num w:numId="20" w16cid:durableId="1090395222">
     <w:abstractNumId w:val="5"/>
   </w:num>
-  <w:num w:numId="21">
+  <w:num w:numId="21" w16cid:durableId="1986472844">
     <w:abstractNumId w:val="7"/>
+  </w:num>
+  <w:num w:numId="22" w16cid:durableId="1548224059">
+    <w:abstractNumId w:val="21"/>
+    <w:lvlOverride w:ilvl="0">
+      <w:startOverride w:val="1"/>
+    </w:lvlOverride>
+  </w:num>
+  <w:num w:numId="23" w16cid:durableId="2046522568">
+    <w:abstractNumId w:val="21"/>
+    <w:lvlOverride w:ilvl="0">
+      <w:startOverride w:val="2"/>
+    </w:lvlOverride>
+  </w:num>
+  <w:num w:numId="24" w16cid:durableId="2096851409">
+    <w:abstractNumId w:val="21"/>
+    <w:lvlOverride w:ilvl="0">
+      <w:startOverride w:val="3"/>
+    </w:lvlOverride>
+  </w:num>
+  <w:num w:numId="25" w16cid:durableId="1966233678">
+    <w:abstractNumId w:val="21"/>
+    <w:lvlOverride w:ilvl="0">
+      <w:startOverride w:val="4"/>
+    </w:lvlOverride>
+  </w:num>
+  <w:num w:numId="26" w16cid:durableId="980227332">
+    <w:abstractNumId w:val="21"/>
+    <w:lvlOverride w:ilvl="0">
+      <w:startOverride w:val="5"/>
+    </w:lvlOverride>
+  </w:num>
+  <w:num w:numId="27" w16cid:durableId="641886213">
+    <w:abstractNumId w:val="21"/>
+    <w:lvlOverride w:ilvl="0">
+      <w:startOverride w:val="6"/>
+    </w:lvlOverride>
   </w:num>
 </w:numbering>
 </file>
@@ -13701,7 +13023,6 @@
   <w:style w:type="character" w:default="1" w:styleId="DefaultParagraphFont">
     <w:name w:val="Default Paragraph Font"/>
     <w:uiPriority w:val="1"/>
-    <w:semiHidden/>
     <w:unhideWhenUsed/>
   </w:style>
   <w:style w:type="table" w:default="1" w:styleId="TableNormal">
